--- a/docs/Test_and_Evaluation.docx
+++ b/docs/Test_and_Evaluation.docx
@@ -37,6 +37,10 @@
         <w:gridCol w:w="2625"/>
       </w:tblGrid>
       <w:tr>
+        <w:trPr>
+          <w:tblHeader/>
+          <w:cantSplit/>
+        </w:trPr>
         <w:tc>
           <w:tcPr>
             <w:tcW w:type="dxa" w:w="919"/>
@@ -50,7 +54,7 @@
               <w:rPr>
                 <w:b/>
                 <w:color w:val="FFFFFF"/>
-                <w:sz w:val="16"/>
+                <w:sz w:val="18"/>
               </w:rPr>
               <w:t>Test ID</w:t>
             </w:r>
@@ -69,7 +73,7 @@
               <w:rPr>
                 <w:b/>
                 <w:color w:val="FFFFFF"/>
-                <w:sz w:val="16"/>
+                <w:sz w:val="18"/>
               </w:rPr>
               <w:t>Requirement or scenario</w:t>
             </w:r>
@@ -88,7 +92,7 @@
               <w:rPr>
                 <w:b/>
                 <w:color w:val="FFFFFF"/>
-                <w:sz w:val="16"/>
+                <w:sz w:val="18"/>
               </w:rPr>
               <w:t>Actual result</w:t>
             </w:r>
@@ -107,7 +111,7 @@
               <w:rPr>
                 <w:b/>
                 <w:color w:val="FFFFFF"/>
-                <w:sz w:val="16"/>
+                <w:sz w:val="18"/>
               </w:rPr>
               <w:t>Evidence</w:t>
             </w:r>
@@ -115,6 +119,9 @@
         </w:tc>
       </w:tr>
       <w:tr>
+        <w:trPr>
+          <w:cantSplit/>
+        </w:trPr>
         <w:tc>
           <w:tcPr>
             <w:tcW w:type="dxa" w:w="919"/>
@@ -128,7 +135,7 @@
               <w:rPr>
                 <w:b w:val="0"/>
                 <w:color w:val="000000"/>
-                <w:sz w:val="16"/>
+                <w:sz w:val="18"/>
               </w:rPr>
               <w:t>T01</w:t>
             </w:r>
@@ -147,7 +154,7 @@
               <w:rPr>
                 <w:b w:val="0"/>
                 <w:color w:val="000000"/>
-                <w:sz w:val="16"/>
+                <w:sz w:val="18"/>
               </w:rPr>
               <w:t>Registration and login</w:t>
             </w:r>
@@ -166,7 +173,7 @@
               <w:rPr>
                 <w:b w:val="0"/>
                 <w:color w:val="000000"/>
-                <w:sz w:val="16"/>
+                <w:sz w:val="18"/>
               </w:rPr>
               <w:t>PASS</w:t>
             </w:r>
@@ -185,7 +192,7 @@
               <w:rPr>
                 <w:b w:val="0"/>
                 <w:color w:val="000000"/>
-                <w:sz w:val="16"/>
+                <w:sz w:val="18"/>
               </w:rPr>
               <w:t>production-tests.txt</w:t>
             </w:r>
@@ -193,6 +200,9 @@
         </w:tc>
       </w:tr>
       <w:tr>
+        <w:trPr>
+          <w:cantSplit/>
+        </w:trPr>
         <w:tc>
           <w:tcPr>
             <w:tcW w:type="dxa" w:w="919"/>
@@ -206,7 +216,7 @@
               <w:rPr>
                 <w:b w:val="0"/>
                 <w:color w:val="000000"/>
-                <w:sz w:val="16"/>
+                <w:sz w:val="18"/>
               </w:rPr>
               <w:t>T02</w:t>
             </w:r>
@@ -225,7 +235,7 @@
               <w:rPr>
                 <w:b w:val="0"/>
                 <w:color w:val="000000"/>
-                <w:sz w:val="16"/>
+                <w:sz w:val="18"/>
               </w:rPr>
               <w:t>Valid empty and invalid search</w:t>
             </w:r>
@@ -244,7 +254,7 @@
               <w:rPr>
                 <w:b w:val="0"/>
                 <w:color w:val="000000"/>
-                <w:sz w:val="16"/>
+                <w:sz w:val="18"/>
               </w:rPr>
               <w:t>PASS</w:t>
             </w:r>
@@ -263,7 +273,7 @@
               <w:rPr>
                 <w:b w:val="0"/>
                 <w:color w:val="000000"/>
-                <w:sz w:val="16"/>
+                <w:sz w:val="18"/>
               </w:rPr>
               <w:t>production-tests.txt</w:t>
             </w:r>
@@ -271,6 +281,9 @@
         </w:tc>
       </w:tr>
       <w:tr>
+        <w:trPr>
+          <w:cantSplit/>
+        </w:trPr>
         <w:tc>
           <w:tcPr>
             <w:tcW w:type="dxa" w:w="919"/>
@@ -284,7 +297,7 @@
               <w:rPr>
                 <w:b w:val="0"/>
                 <w:color w:val="000000"/>
-                <w:sz w:val="16"/>
+                <w:sz w:val="18"/>
               </w:rPr>
               <w:t>T03</w:t>
             </w:r>
@@ -303,7 +316,7 @@
               <w:rPr>
                 <w:b w:val="0"/>
                 <w:color w:val="000000"/>
-                <w:sz w:val="16"/>
+                <w:sz w:val="18"/>
               </w:rPr>
               <w:t>Authentication and CSRF rejection</w:t>
             </w:r>
@@ -322,7 +335,7 @@
               <w:rPr>
                 <w:b w:val="0"/>
                 <w:color w:val="000000"/>
-                <w:sz w:val="16"/>
+                <w:sz w:val="18"/>
               </w:rPr>
               <w:t>PASS</w:t>
             </w:r>
@@ -341,7 +354,7 @@
               <w:rPr>
                 <w:b w:val="0"/>
                 <w:color w:val="000000"/>
-                <w:sz w:val="16"/>
+                <w:sz w:val="18"/>
               </w:rPr>
               <w:t>production-tests.txt</w:t>
             </w:r>
@@ -349,6 +362,9 @@
         </w:tc>
       </w:tr>
       <w:tr>
+        <w:trPr>
+          <w:cantSplit/>
+        </w:trPr>
         <w:tc>
           <w:tcPr>
             <w:tcW w:type="dxa" w:w="919"/>
@@ -362,7 +378,7 @@
               <w:rPr>
                 <w:b w:val="0"/>
                 <w:color w:val="000000"/>
-                <w:sz w:val="16"/>
+                <w:sz w:val="18"/>
               </w:rPr>
               <w:t>T04</w:t>
             </w:r>
@@ -381,7 +397,7 @@
               <w:rPr>
                 <w:b w:val="0"/>
                 <w:color w:val="000000"/>
-                <w:sz w:val="16"/>
+                <w:sz w:val="18"/>
               </w:rPr>
               <w:t>Server fare and complete persistence</w:t>
             </w:r>
@@ -400,7 +416,7 @@
               <w:rPr>
                 <w:b w:val="0"/>
                 <w:color w:val="000000"/>
-                <w:sz w:val="16"/>
+                <w:sz w:val="18"/>
               </w:rPr>
               <w:t>PASS</w:t>
             </w:r>
@@ -419,7 +435,7 @@
               <w:rPr>
                 <w:b w:val="0"/>
                 <w:color w:val="000000"/>
-                <w:sz w:val="16"/>
+                <w:sz w:val="18"/>
               </w:rPr>
               <w:t>production-tests.txt</w:t>
             </w:r>
@@ -427,6 +443,9 @@
         </w:tc>
       </w:tr>
       <w:tr>
+        <w:trPr>
+          <w:cantSplit/>
+        </w:trPr>
         <w:tc>
           <w:tcPr>
             <w:tcW w:type="dxa" w:w="919"/>
@@ -440,7 +459,7 @@
               <w:rPr>
                 <w:b w:val="0"/>
                 <w:color w:val="000000"/>
-                <w:sz w:val="16"/>
+                <w:sz w:val="18"/>
               </w:rPr>
               <w:t>T05</w:t>
             </w:r>
@@ -459,7 +478,7 @@
               <w:rPr>
                 <w:b w:val="0"/>
                 <w:color w:val="000000"/>
-                <w:sz w:val="16"/>
+                <w:sz w:val="18"/>
               </w:rPr>
               <w:t>Customer ownership</w:t>
             </w:r>
@@ -478,7 +497,7 @@
               <w:rPr>
                 <w:b w:val="0"/>
                 <w:color w:val="000000"/>
-                <w:sz w:val="16"/>
+                <w:sz w:val="18"/>
               </w:rPr>
               <w:t>PASS</w:t>
             </w:r>
@@ -497,7 +516,7 @@
               <w:rPr>
                 <w:b w:val="0"/>
                 <w:color w:val="000000"/>
-                <w:sz w:val="16"/>
+                <w:sz w:val="18"/>
               </w:rPr>
               <w:t>production-tests.txt</w:t>
             </w:r>
@@ -505,6 +524,9 @@
         </w:tc>
       </w:tr>
       <w:tr>
+        <w:trPr>
+          <w:cantSplit/>
+        </w:trPr>
         <w:tc>
           <w:tcPr>
             <w:tcW w:type="dxa" w:w="919"/>
@@ -518,7 +540,7 @@
               <w:rPr>
                 <w:b w:val="0"/>
                 <w:color w:val="000000"/>
-                <w:sz w:val="16"/>
+                <w:sz w:val="18"/>
               </w:rPr>
               <w:t>T06</w:t>
             </w:r>
@@ -537,7 +559,7 @@
               <w:rPr>
                 <w:b w:val="0"/>
                 <w:color w:val="000000"/>
-                <w:sz w:val="16"/>
+                <w:sz w:val="18"/>
               </w:rPr>
               <w:t>Concurrent same-seat requests</w:t>
             </w:r>
@@ -556,7 +578,7 @@
               <w:rPr>
                 <w:b w:val="0"/>
                 <w:color w:val="000000"/>
-                <w:sz w:val="16"/>
+                <w:sz w:val="18"/>
               </w:rPr>
               <w:t>PASS</w:t>
             </w:r>
@@ -575,7 +597,7 @@
               <w:rPr>
                 <w:b w:val="0"/>
                 <w:color w:val="000000"/>
-                <w:sz w:val="16"/>
+                <w:sz w:val="18"/>
               </w:rPr>
               <w:t>production-tests.txt</w:t>
             </w:r>
@@ -583,6 +605,9 @@
         </w:tc>
       </w:tr>
       <w:tr>
+        <w:trPr>
+          <w:cantSplit/>
+        </w:trPr>
         <w:tc>
           <w:tcPr>
             <w:tcW w:type="dxa" w:w="919"/>
@@ -596,7 +621,7 @@
               <w:rPr>
                 <w:b w:val="0"/>
                 <w:color w:val="000000"/>
-                <w:sz w:val="16"/>
+                <w:sz w:val="18"/>
               </w:rPr>
               <w:t>T07</w:t>
             </w:r>
@@ -615,7 +640,7 @@
               <w:rPr>
                 <w:b w:val="0"/>
                 <w:color w:val="000000"/>
-                <w:sz w:val="16"/>
+                <w:sz w:val="18"/>
               </w:rPr>
               <w:t>Multi-passenger rollback</w:t>
             </w:r>
@@ -634,7 +659,7 @@
               <w:rPr>
                 <w:b w:val="0"/>
                 <w:color w:val="000000"/>
-                <w:sz w:val="16"/>
+                <w:sz w:val="18"/>
               </w:rPr>
               <w:t>PASS</w:t>
             </w:r>
@@ -653,7 +678,7 @@
               <w:rPr>
                 <w:b w:val="0"/>
                 <w:color w:val="000000"/>
-                <w:sz w:val="16"/>
+                <w:sz w:val="18"/>
               </w:rPr>
               <w:t>production-tests.txt</w:t>
             </w:r>
@@ -661,6 +686,9 @@
         </w:tc>
       </w:tr>
       <w:tr>
+        <w:trPr>
+          <w:cantSplit/>
+        </w:trPr>
         <w:tc>
           <w:tcPr>
             <w:tcW w:type="dxa" w:w="919"/>
@@ -674,7 +702,7 @@
               <w:rPr>
                 <w:b w:val="0"/>
                 <w:color w:val="000000"/>
-                <w:sz w:val="16"/>
+                <w:sz w:val="18"/>
               </w:rPr>
               <w:t>T08</w:t>
             </w:r>
@@ -693,7 +721,7 @@
               <w:rPr>
                 <w:b w:val="0"/>
                 <w:color w:val="000000"/>
-                <w:sz w:val="16"/>
+                <w:sz w:val="18"/>
               </w:rPr>
               <w:t>Cancellation and inventory release</w:t>
             </w:r>
@@ -712,7 +740,7 @@
               <w:rPr>
                 <w:b w:val="0"/>
                 <w:color w:val="000000"/>
-                <w:sz w:val="16"/>
+                <w:sz w:val="18"/>
               </w:rPr>
               <w:t>PASS</w:t>
             </w:r>
@@ -731,7 +759,7 @@
               <w:rPr>
                 <w:b w:val="0"/>
                 <w:color w:val="000000"/>
-                <w:sz w:val="16"/>
+                <w:sz w:val="18"/>
               </w:rPr>
               <w:t>production-tests.txt</w:t>
             </w:r>
@@ -739,6 +767,9 @@
         </w:tc>
       </w:tr>
       <w:tr>
+        <w:trPr>
+          <w:cantSplit/>
+        </w:trPr>
         <w:tc>
           <w:tcPr>
             <w:tcW w:type="dxa" w:w="919"/>
@@ -752,7 +783,7 @@
               <w:rPr>
                 <w:b w:val="0"/>
                 <w:color w:val="000000"/>
-                <w:sz w:val="16"/>
+                <w:sz w:val="18"/>
               </w:rPr>
               <w:t>T09</w:t>
             </w:r>
@@ -771,7 +802,7 @@
               <w:rPr>
                 <w:b w:val="0"/>
                 <w:color w:val="000000"/>
-                <w:sz w:val="16"/>
+                <w:sz w:val="18"/>
               </w:rPr>
               <w:t>Malformed passenger and seat</w:t>
             </w:r>
@@ -790,7 +821,7 @@
               <w:rPr>
                 <w:b w:val="0"/>
                 <w:color w:val="000000"/>
-                <w:sz w:val="16"/>
+                <w:sz w:val="18"/>
               </w:rPr>
               <w:t>PASS</w:t>
             </w:r>
@@ -809,7 +840,7 @@
               <w:rPr>
                 <w:b w:val="0"/>
                 <w:color w:val="000000"/>
-                <w:sz w:val="16"/>
+                <w:sz w:val="18"/>
               </w:rPr>
               <w:t>production-tests.txt</w:t>
             </w:r>
@@ -817,6 +848,9 @@
         </w:tc>
       </w:tr>
       <w:tr>
+        <w:trPr>
+          <w:cantSplit/>
+        </w:trPr>
         <w:tc>
           <w:tcPr>
             <w:tcW w:type="dxa" w:w="919"/>
@@ -830,7 +864,7 @@
               <w:rPr>
                 <w:b w:val="0"/>
                 <w:color w:val="000000"/>
-                <w:sz w:val="16"/>
+                <w:sz w:val="18"/>
               </w:rPr>
               <w:t>T10</w:t>
             </w:r>
@@ -849,7 +883,7 @@
               <w:rPr>
                 <w:b w:val="0"/>
                 <w:color w:val="000000"/>
-                <w:sz w:val="16"/>
+                <w:sz w:val="18"/>
               </w:rPr>
               <w:t>Administrator authorization</w:t>
             </w:r>
@@ -868,7 +902,7 @@
               <w:rPr>
                 <w:b w:val="0"/>
                 <w:color w:val="000000"/>
-                <w:sz w:val="16"/>
+                <w:sz w:val="18"/>
               </w:rPr>
               <w:t>PASS</w:t>
             </w:r>
@@ -887,7 +921,7 @@
               <w:rPr>
                 <w:b w:val="0"/>
                 <w:color w:val="000000"/>
-                <w:sz w:val="16"/>
+                <w:sz w:val="18"/>
               </w:rPr>
               <w:t>production-tests.txt</w:t>
             </w:r>
@@ -895,6 +929,9 @@
         </w:tc>
       </w:tr>
       <w:tr>
+        <w:trPr>
+          <w:cantSplit/>
+        </w:trPr>
         <w:tc>
           <w:tcPr>
             <w:tcW w:type="dxa" w:w="919"/>
@@ -908,7 +945,7 @@
               <w:rPr>
                 <w:b w:val="0"/>
                 <w:color w:val="000000"/>
-                <w:sz w:val="16"/>
+                <w:sz w:val="18"/>
               </w:rPr>
               <w:t>T11</w:t>
             </w:r>
@@ -927,7 +964,7 @@
               <w:rPr>
                 <w:b w:val="0"/>
                 <w:color w:val="000000"/>
-                <w:sz w:val="16"/>
+                <w:sz w:val="18"/>
               </w:rPr>
               <w:t>Immutable booked fare</w:t>
             </w:r>
@@ -946,7 +983,7 @@
               <w:rPr>
                 <w:b w:val="0"/>
                 <w:color w:val="000000"/>
-                <w:sz w:val="16"/>
+                <w:sz w:val="18"/>
               </w:rPr>
               <w:t>PASS</w:t>
             </w:r>
@@ -965,7 +1002,7 @@
               <w:rPr>
                 <w:b w:val="0"/>
                 <w:color w:val="000000"/>
-                <w:sz w:val="16"/>
+                <w:sz w:val="18"/>
               </w:rPr>
               <w:t>production-tests.txt</w:t>
             </w:r>
@@ -973,6 +1010,9 @@
         </w:tc>
       </w:tr>
       <w:tr>
+        <w:trPr>
+          <w:cantSplit/>
+        </w:trPr>
         <w:tc>
           <w:tcPr>
             <w:tcW w:type="dxa" w:w="919"/>
@@ -986,7 +1026,7 @@
               <w:rPr>
                 <w:b w:val="0"/>
                 <w:color w:val="000000"/>
-                <w:sz w:val="16"/>
+                <w:sz w:val="18"/>
               </w:rPr>
               <w:t>T12</w:t>
             </w:r>
@@ -1005,7 +1045,7 @@
               <w:rPr>
                 <w:b w:val="0"/>
                 <w:color w:val="000000"/>
-                <w:sz w:val="16"/>
+                <w:sz w:val="18"/>
               </w:rPr>
               <w:t>Analytics reconciliation</w:t>
             </w:r>
@@ -1024,7 +1064,7 @@
               <w:rPr>
                 <w:b w:val="0"/>
                 <w:color w:val="000000"/>
-                <w:sz w:val="16"/>
+                <w:sz w:val="18"/>
               </w:rPr>
               <w:t>PASS</w:t>
             </w:r>
@@ -1043,7 +1083,7 @@
               <w:rPr>
                 <w:b w:val="0"/>
                 <w:color w:val="000000"/>
-                <w:sz w:val="16"/>
+                <w:sz w:val="18"/>
               </w:rPr>
               <w:t>production-tests.txt</w:t>
             </w:r>
@@ -1051,6 +1091,9 @@
         </w:tc>
       </w:tr>
       <w:tr>
+        <w:trPr>
+          <w:cantSplit/>
+        </w:trPr>
         <w:tc>
           <w:tcPr>
             <w:tcW w:type="dxa" w:w="919"/>
@@ -1064,7 +1107,7 @@
               <w:rPr>
                 <w:b w:val="0"/>
                 <w:color w:val="000000"/>
-                <w:sz w:val="16"/>
+                <w:sz w:val="18"/>
               </w:rPr>
               <w:t>T13</w:t>
             </w:r>
@@ -1083,7 +1126,7 @@
               <w:rPr>
                 <w:b w:val="0"/>
                 <w:color w:val="000000"/>
-                <w:sz w:val="16"/>
+                <w:sz w:val="18"/>
               </w:rPr>
               <w:t>Airport and aircraft maintenance</w:t>
             </w:r>
@@ -1102,7 +1145,7 @@
               <w:rPr>
                 <w:b w:val="0"/>
                 <w:color w:val="000000"/>
-                <w:sz w:val="16"/>
+                <w:sz w:val="18"/>
               </w:rPr>
               <w:t>PASS</w:t>
             </w:r>
@@ -1121,7 +1164,7 @@
               <w:rPr>
                 <w:b w:val="0"/>
                 <w:color w:val="000000"/>
-                <w:sz w:val="16"/>
+                <w:sz w:val="18"/>
               </w:rPr>
               <w:t>production-tests.txt</w:t>
             </w:r>
@@ -1129,6 +1172,9 @@
         </w:tc>
       </w:tr>
       <w:tr>
+        <w:trPr>
+          <w:cantSplit/>
+        </w:trPr>
         <w:tc>
           <w:tcPr>
             <w:tcW w:type="dxa" w:w="919"/>
@@ -1142,7 +1188,7 @@
               <w:rPr>
                 <w:b w:val="0"/>
                 <w:color w:val="000000"/>
-                <w:sz w:val="16"/>
+                <w:sz w:val="18"/>
               </w:rPr>
               <w:t>T14</w:t>
             </w:r>
@@ -1161,7 +1207,7 @@
               <w:rPr>
                 <w:b w:val="0"/>
                 <w:color w:val="000000"/>
-                <w:sz w:val="16"/>
+                <w:sz w:val="18"/>
               </w:rPr>
               <w:t>Full capacity and schedule cancellation</w:t>
             </w:r>
@@ -1180,7 +1226,7 @@
               <w:rPr>
                 <w:b w:val="0"/>
                 <w:color w:val="000000"/>
-                <w:sz w:val="16"/>
+                <w:sz w:val="18"/>
               </w:rPr>
               <w:t>PASS</w:t>
             </w:r>
@@ -1199,7 +1245,7 @@
               <w:rPr>
                 <w:b w:val="0"/>
                 <w:color w:val="000000"/>
-                <w:sz w:val="16"/>
+                <w:sz w:val="18"/>
               </w:rPr>
               <w:t>production-tests.txt</w:t>
             </w:r>
@@ -1207,6 +1253,9 @@
         </w:tc>
       </w:tr>
       <w:tr>
+        <w:trPr>
+          <w:cantSplit/>
+        </w:trPr>
         <w:tc>
           <w:tcPr>
             <w:tcW w:type="dxa" w:w="919"/>
@@ -1220,7 +1269,7 @@
               <w:rPr>
                 <w:b w:val="0"/>
                 <w:color w:val="000000"/>
-                <w:sz w:val="16"/>
+                <w:sz w:val="18"/>
               </w:rPr>
               <w:t>T15</w:t>
             </w:r>
@@ -1239,7 +1288,7 @@
               <w:rPr>
                 <w:b w:val="0"/>
                 <w:color w:val="000000"/>
-                <w:sz w:val="16"/>
+                <w:sz w:val="18"/>
               </w:rPr>
               <w:t>Logout revocation</w:t>
             </w:r>
@@ -1258,7 +1307,7 @@
               <w:rPr>
                 <w:b w:val="0"/>
                 <w:color w:val="000000"/>
-                <w:sz w:val="16"/>
+                <w:sz w:val="18"/>
               </w:rPr>
               <w:t>PASS</w:t>
             </w:r>
@@ -1277,7 +1326,7 @@
               <w:rPr>
                 <w:b w:val="0"/>
                 <w:color w:val="000000"/>
-                <w:sz w:val="16"/>
+                <w:sz w:val="18"/>
               </w:rPr>
               <w:t>production-tests.txt</w:t>
             </w:r>
@@ -1285,6 +1334,9 @@
         </w:tc>
       </w:tr>
       <w:tr>
+        <w:trPr>
+          <w:cantSplit/>
+        </w:trPr>
         <w:tc>
           <w:tcPr>
             <w:tcW w:type="dxa" w:w="919"/>
@@ -1298,7 +1350,7 @@
               <w:rPr>
                 <w:b w:val="0"/>
                 <w:color w:val="000000"/>
-                <w:sz w:val="16"/>
+                <w:sz w:val="18"/>
               </w:rPr>
               <w:t>T16</w:t>
             </w:r>
@@ -1317,7 +1369,7 @@
               <w:rPr>
                 <w:b w:val="0"/>
                 <w:color w:val="000000"/>
-                <w:sz w:val="16"/>
+                <w:sz w:val="18"/>
               </w:rPr>
               <w:t>MySQL FK and check constraints</w:t>
             </w:r>
@@ -1336,7 +1388,7 @@
               <w:rPr>
                 <w:b w:val="0"/>
                 <w:color w:val="000000"/>
-                <w:sz w:val="16"/>
+                <w:sz w:val="18"/>
               </w:rPr>
               <w:t>PASS</w:t>
             </w:r>
@@ -1355,7 +1407,7 @@
               <w:rPr>
                 <w:b w:val="0"/>
                 <w:color w:val="000000"/>
-                <w:sz w:val="16"/>
+                <w:sz w:val="18"/>
               </w:rPr>
               <w:t>production-tests.txt</w:t>
             </w:r>
@@ -1368,7 +1420,7 @@
         <w:rPr>
           <w:sz w:val="16"/>
         </w:rPr>
-        <w:t>T17 separately checks server-restart persistence; its saved output is evidence/persistence-check.txt. If that file is absent or failing, the criterion is pending. Tests use fictional accounts and remove their own test bookings afterward.</w:t>
+        <w:t>T17 separately passed server-restart persistence; its saved output is evidence/persistence-check.txt. Tests use fictional accounts and remove their own test bookings afterward.</w:t>
       </w:r>
     </w:p>
     <w:p>
@@ -1405,6 +1457,10 @@
         <w:gridCol w:w="4320"/>
       </w:tblGrid>
       <w:tr>
+        <w:trPr>
+          <w:tblHeader/>
+          <w:cantSplit/>
+        </w:trPr>
         <w:tc>
           <w:tcPr>
             <w:tcW w:type="dxa" w:w="1728"/>
@@ -1418,7 +1474,7 @@
               <w:rPr>
                 <w:b/>
                 <w:color w:val="FFFFFF"/>
-                <w:sz w:val="16"/>
+                <w:sz w:val="18"/>
               </w:rPr>
               <w:t>Test</w:t>
             </w:r>
@@ -1437,7 +1493,7 @@
               <w:rPr>
                 <w:b/>
                 <w:color w:val="FFFFFF"/>
-                <w:sz w:val="16"/>
+                <w:sz w:val="18"/>
               </w:rPr>
               <w:t>Steps and expected result</w:t>
             </w:r>
@@ -1456,7 +1512,7 @@
               <w:rPr>
                 <w:b/>
                 <w:color w:val="FFFFFF"/>
-                <w:sz w:val="16"/>
+                <w:sz w:val="18"/>
               </w:rPr>
               <w:t>Observed result</w:t>
             </w:r>
@@ -1464,6 +1520,9 @@
         </w:tc>
       </w:tr>
       <w:tr>
+        <w:trPr>
+          <w:cantSplit/>
+        </w:trPr>
         <w:tc>
           <w:tcPr>
             <w:tcW w:type="dxa" w:w="1728"/>
@@ -1477,7 +1536,7 @@
               <w:rPr>
                 <w:b w:val="0"/>
                 <w:color w:val="000000"/>
-                <w:sz w:val="16"/>
+                <w:sz w:val="18"/>
               </w:rPr>
               <w:t>T06 concurrency</w:t>
             </w:r>
@@ -1496,7 +1555,7 @@
               <w:rPr>
                 <w:b w:val="0"/>
                 <w:color w:val="000000"/>
-                <w:sz w:val="16"/>
+                <w:sz w:val="18"/>
               </w:rPr>
               <w:t>Two authenticated users submit the same free seat concurrently. Expect one HTTP 201, one HTTP 409 and one active allocation.</w:t>
             </w:r>
@@ -1515,7 +1574,7 @@
               <w:rPr>
                 <w:b w:val="0"/>
                 <w:color w:val="000000"/>
-                <w:sz w:val="16"/>
+                <w:sz w:val="18"/>
               </w:rPr>
               <w:t>Passed: one accepted request and one conflict; count equals one.</w:t>
             </w:r>
@@ -1523,6 +1582,9 @@
         </w:tc>
       </w:tr>
       <w:tr>
+        <w:trPr>
+          <w:cantSplit/>
+        </w:trPr>
         <w:tc>
           <w:tcPr>
             <w:tcW w:type="dxa" w:w="1728"/>
@@ -1536,7 +1598,7 @@
               <w:rPr>
                 <w:b w:val="0"/>
                 <w:color w:val="000000"/>
-                <w:sz w:val="16"/>
+                <w:sz w:val="18"/>
               </w:rPr>
               <w:t>T07 rollback</w:t>
             </w:r>
@@ -1555,7 +1617,7 @@
               <w:rPr>
                 <w:b w:val="0"/>
                 <w:color w:val="000000"/>
-                <w:sz w:val="16"/>
+                <w:sz w:val="18"/>
               </w:rPr>
               <w:t>Submit two passengers: first requests a free seat; second requests an occupied seat. Expect failure with unchanged booking and passenger counts.</w:t>
             </w:r>
@@ -1574,7 +1636,7 @@
               <w:rPr>
                 <w:b w:val="0"/>
                 <w:color w:val="000000"/>
-                <w:sz w:val="16"/>
+                <w:sz w:val="18"/>
               </w:rPr>
               <w:t>Passed: no partial booking or passenger records.</w:t>
             </w:r>
@@ -1582,6 +1644,9 @@
         </w:tc>
       </w:tr>
       <w:tr>
+        <w:trPr>
+          <w:cantSplit/>
+        </w:trPr>
         <w:tc>
           <w:tcPr>
             <w:tcW w:type="dxa" w:w="1728"/>
@@ -1595,7 +1660,7 @@
               <w:rPr>
                 <w:b w:val="0"/>
                 <w:color w:val="000000"/>
-                <w:sz w:val="16"/>
+                <w:sz w:val="18"/>
               </w:rPr>
               <w:t>T08 cancellation</w:t>
             </w:r>
@@ -1614,7 +1679,7 @@
               <w:rPr>
                 <w:b w:val="0"/>
                 <w:color w:val="000000"/>
-                <w:sz w:val="16"/>
+                <w:sz w:val="18"/>
               </w:rPr>
               <w:t>Cancel an owned confirmed booking. Retrieve status, inspect payment, and query seat availability.</w:t>
             </w:r>
@@ -1633,7 +1698,7 @@
               <w:rPr>
                 <w:b w:val="0"/>
                 <w:color w:val="000000"/>
-                <w:sz w:val="16"/>
+                <w:sz w:val="18"/>
               </w:rPr>
               <w:t>Passed: cancelled, voided and seat available.</w:t>
             </w:r>
@@ -1641,6 +1706,9 @@
         </w:tc>
       </w:tr>
       <w:tr>
+        <w:trPr>
+          <w:cantSplit/>
+        </w:trPr>
         <w:tc>
           <w:tcPr>
             <w:tcW w:type="dxa" w:w="1728"/>
@@ -1654,7 +1722,7 @@
               <w:rPr>
                 <w:b w:val="0"/>
                 <w:color w:val="000000"/>
-                <w:sz w:val="16"/>
+                <w:sz w:val="18"/>
               </w:rPr>
               <w:t>T11 fare change</w:t>
             </w:r>
@@ -1673,7 +1741,7 @@
               <w:rPr>
                 <w:b w:val="0"/>
                 <w:color w:val="000000"/>
-                <w:sz w:val="16"/>
+                <w:sz w:val="18"/>
               </w:rPr>
               <w:t>Save booking totals, edit departure fare, read totals again, restore fare.</w:t>
             </w:r>
@@ -1692,7 +1760,7 @@
               <w:rPr>
                 <w:b w:val="0"/>
                 <w:color w:val="000000"/>
-                <w:sz w:val="16"/>
+                <w:sz w:val="18"/>
               </w:rPr>
               <w:t>Passed: existing totals unchanged.</w:t>
             </w:r>
@@ -1700,6 +1768,9 @@
         </w:tc>
       </w:tr>
       <w:tr>
+        <w:trPr>
+          <w:cantSplit/>
+        </w:trPr>
         <w:tc>
           <w:tcPr>
             <w:tcW w:type="dxa" w:w="1728"/>
@@ -1713,7 +1784,7 @@
               <w:rPr>
                 <w:b w:val="0"/>
                 <w:color w:val="000000"/>
-                <w:sz w:val="16"/>
+                <w:sz w:val="18"/>
               </w:rPr>
               <w:t>T14 full flight</w:t>
             </w:r>
@@ -1732,7 +1803,7 @@
               <w:rPr>
                 <w:b w:val="0"/>
                 <w:color w:val="000000"/>
-                <w:sz w:val="16"/>
+                <w:sz w:val="18"/>
               </w:rPr>
               <w:t>Create a future departure; fill all 24 seats in groups of four; try another allocation; cancel departure.</w:t>
             </w:r>
@@ -1751,7 +1822,7 @@
               <w:rPr>
                 <w:b w:val="0"/>
                 <w:color w:val="000000"/>
-                <w:sz w:val="16"/>
+                <w:sz w:val="18"/>
               </w:rPr>
               <w:t>Passed: extra booking rejected; all active seats released and bookings cancelled.</w:t>
             </w:r>
@@ -1759,6 +1830,9 @@
         </w:tc>
       </w:tr>
       <w:tr>
+        <w:trPr>
+          <w:cantSplit/>
+        </w:trPr>
         <w:tc>
           <w:tcPr>
             <w:tcW w:type="dxa" w:w="1728"/>
@@ -1772,7 +1846,7 @@
               <w:rPr>
                 <w:b w:val="0"/>
                 <w:color w:val="000000"/>
-                <w:sz w:val="16"/>
+                <w:sz w:val="18"/>
               </w:rPr>
               <w:t>T17 restart</w:t>
             </w:r>
@@ -1791,7 +1865,7 @@
               <w:rPr>
                 <w:b w:val="0"/>
                 <w:color w:val="000000"/>
-                <w:sz w:val="16"/>
+                <w:sz w:val="18"/>
               </w:rPr>
               <w:t>Create booking and session, stop Node.js, start it again, retrieve and cancel with saved session.</w:t>
             </w:r>
@@ -1810,9 +1884,9 @@
               <w:rPr>
                 <w:b w:val="0"/>
                 <w:color w:val="000000"/>
-                <w:sz w:val="16"/>
+                <w:sz w:val="18"/>
               </w:rPr>
-              <w:t>See separate persisted execution output.</w:t>
+              <w:t>PASS: booking, passenger, price and session survived restart; cancellation then succeeded.</w:t>
             </w:r>
           </w:p>
         </w:tc>
@@ -1836,12 +1910,12 @@
         <w:pStyle w:val="Heading1"/>
       </w:pPr>
       <w:r>
-        <w:t>Manual checks still required</w:t>
+        <w:t>Owner walkthrough and remaining checks</w:t>
       </w:r>
     </w:p>
     <w:p>
       <w:r>
-        <w:t>Verify desktop and narrow mobile layouts, keyboard-only navigation, error announcements, print output, and the full customer/admin browser journeys. Capture real screenshots. Browser access from this session timed out, so these checks are pending rather than assumed to pass.</w:t>
+        <w:t>The owner completed a guided browser walkthrough on October 10, 2026. Screenshots support booking, administrator access, fare edits, analytics and printing. Seat release, login retrieval, narrow-window layout and keyboard navigation were reported by the owner. Evidence follows. Actual mobile-device and assistive-technology checks remain unverified.</w:t>
       </w:r>
     </w:p>
     <w:p>
@@ -1854,12 +1928,12 @@
         <w:pStyle w:val="Title"/>
       </w:pPr>
       <w:r>
-        <w:t>Three User Evaluation Plan</w:t>
+        <w:t>Three User Evaluation Records</w:t>
       </w:r>
     </w:p>
     <w:p>
       <w:r>
-        <w:t>Recruit three different real participants and identify them as P01, P02 and P03. Explain that all data is fictional. Give each participant the same tasks without coaching unless they are blocked. Do not record real names or sensitive account information. At least one participant must review administration using the demo administrator account.</w:t>
+        <w:t>Three participant sessions are reported by the project owner and identified as P01, P02 and P03. The task set below covers search, booking, retrieval and cancellation. P03 also reviewed the administrator fare-change workflow. Fictional data was used; the owner’s guided walkthrough is recorded separately.</w:t>
       </w:r>
     </w:p>
     <w:tbl>
@@ -1882,6 +1956,10 @@
         <w:gridCol w:w="5184"/>
       </w:tblGrid>
       <w:tr>
+        <w:trPr>
+          <w:tblHeader/>
+          <w:cantSplit/>
+        </w:trPr>
         <w:tc>
           <w:tcPr>
             <w:tcW w:type="dxa" w:w="5184"/>
@@ -1895,7 +1973,7 @@
               <w:rPr>
                 <w:b/>
                 <w:color w:val="FFFFFF"/>
-                <w:sz w:val="16"/>
+                <w:sz w:val="18"/>
               </w:rPr>
               <w:t>Task</w:t>
             </w:r>
@@ -1914,7 +1992,7 @@
               <w:rPr>
                 <w:b/>
                 <w:color w:val="FFFFFF"/>
-                <w:sz w:val="16"/>
+                <w:sz w:val="18"/>
               </w:rPr>
               <w:t>Record</w:t>
             </w:r>
@@ -1922,6 +2000,9 @@
         </w:tc>
       </w:tr>
       <w:tr>
+        <w:trPr>
+          <w:cantSplit/>
+        </w:trPr>
         <w:tc>
           <w:tcPr>
             <w:tcW w:type="dxa" w:w="5184"/>
@@ -1935,7 +2016,7 @@
               <w:rPr>
                 <w:b w:val="0"/>
                 <w:color w:val="000000"/>
-                <w:sz w:val="16"/>
+                <w:sz w:val="18"/>
               </w:rPr>
               <w:t>Search a flight</w:t>
             </w:r>
@@ -1954,7 +2035,7 @@
               <w:rPr>
                 <w:b w:val="0"/>
                 <w:color w:val="000000"/>
-                <w:sz w:val="16"/>
+                <w:sz w:val="18"/>
               </w:rPr>
               <w:t>Route/date chosen; completion; confusion; elapsed time if measured</w:t>
             </w:r>
@@ -1962,6 +2043,9 @@
         </w:tc>
       </w:tr>
       <w:tr>
+        <w:trPr>
+          <w:cantSplit/>
+        </w:trPr>
         <w:tc>
           <w:tcPr>
             <w:tcW w:type="dxa" w:w="5184"/>
@@ -1975,7 +2059,7 @@
               <w:rPr>
                 <w:b w:val="0"/>
                 <w:color w:val="000000"/>
-                <w:sz w:val="16"/>
+                <w:sz w:val="18"/>
               </w:rPr>
               <w:t>Create a reservation</w:t>
             </w:r>
@@ -1994,7 +2078,7 @@
               <w:rPr>
                 <w:b w:val="0"/>
                 <w:color w:val="000000"/>
-                <w:sz w:val="16"/>
+                <w:sz w:val="18"/>
               </w:rPr>
               <w:t>Passenger entry; seat selection; errors; assistance needed</w:t>
             </w:r>
@@ -2002,6 +2086,9 @@
         </w:tc>
       </w:tr>
       <w:tr>
+        <w:trPr>
+          <w:cantSplit/>
+        </w:trPr>
         <w:tc>
           <w:tcPr>
             <w:tcW w:type="dxa" w:w="5184"/>
@@ -2015,7 +2102,7 @@
               <w:rPr>
                 <w:b w:val="0"/>
                 <w:color w:val="000000"/>
-                <w:sz w:val="16"/>
+                <w:sz w:val="18"/>
               </w:rPr>
               <w:t>Retrieve confirmation</w:t>
             </w:r>
@@ -2034,7 +2121,7 @@
               <w:rPr>
                 <w:b w:val="0"/>
                 <w:color w:val="000000"/>
-                <w:sz w:val="16"/>
+                <w:sz w:val="18"/>
               </w:rPr>
               <w:t>Reference retrieval; clarity of fare/status; completion</w:t>
             </w:r>
@@ -2042,6 +2129,9 @@
         </w:tc>
       </w:tr>
       <w:tr>
+        <w:trPr>
+          <w:cantSplit/>
+        </w:trPr>
         <w:tc>
           <w:tcPr>
             <w:tcW w:type="dxa" w:w="5184"/>
@@ -2055,7 +2145,7 @@
               <w:rPr>
                 <w:b w:val="0"/>
                 <w:color w:val="000000"/>
-                <w:sz w:val="16"/>
+                <w:sz w:val="18"/>
               </w:rPr>
               <w:t>Cancel reservation</w:t>
             </w:r>
@@ -2074,7 +2164,7 @@
               <w:rPr>
                 <w:b w:val="0"/>
                 <w:color w:val="000000"/>
-                <w:sz w:val="16"/>
+                <w:sz w:val="18"/>
               </w:rPr>
               <w:t>Completion; understanding of released seats; error messages</w:t>
             </w:r>
@@ -2082,6 +2172,9 @@
         </w:tc>
       </w:tr>
       <w:tr>
+        <w:trPr>
+          <w:cantSplit/>
+        </w:trPr>
         <w:tc>
           <w:tcPr>
             <w:tcW w:type="dxa" w:w="5184"/>
@@ -2095,7 +2188,7 @@
               <w:rPr>
                 <w:b w:val="0"/>
                 <w:color w:val="000000"/>
-                <w:sz w:val="16"/>
+                <w:sz w:val="18"/>
               </w:rPr>
               <w:t>Administrator review by at least one user</w:t>
             </w:r>
@@ -2114,7 +2207,7 @@
               <w:rPr>
                 <w:b w:val="0"/>
                 <w:color w:val="000000"/>
-                <w:sz w:val="16"/>
+                <w:sz w:val="18"/>
               </w:rPr>
               <w:t>Create or edit a schedule; inspect reservation; role clarity</w:t>
             </w:r>
@@ -2132,7 +2225,7 @@
     </w:p>
     <w:p>
       <w:r>
-        <w:t>After the tasks, collect ratings from 1 poor to 5 excellent for ease of use, clarity, reliability and overall satisfaction. Record the participant’s actual comments verbatim where possible. Ask which one change would help most. Capture version, date, device/browser and any assistance. Use the separate User_Evaluation_Forms.pdf.</w:t>
+        <w:t>The supplied participant ratings cover ease of use, clarity, reliability and overall satisfaction on a 1–5 scale. The final table incorporates the category scores supplied in the revised PDF. Comments are paraphrased from the owner; elapsed times and direct quotations were not supplied.</w:t>
       </w:r>
     </w:p>
     <w:tbl>
@@ -2156,6 +2249,10 @@
         <w:gridCol w:w="5383"/>
       </w:tblGrid>
       <w:tr>
+        <w:trPr>
+          <w:tblHeader/>
+          <w:cantSplit/>
+        </w:trPr>
         <w:tc>
           <w:tcPr>
             <w:tcW w:type="dxa" w:w="2193"/>
@@ -2169,7 +2266,7 @@
               <w:rPr>
                 <w:b/>
                 <w:color w:val="FFFFFF"/>
-                <w:sz w:val="16"/>
+                <w:sz w:val="18"/>
               </w:rPr>
               <w:t>Participant</w:t>
             </w:r>
@@ -2188,7 +2285,7 @@
               <w:rPr>
                 <w:b/>
                 <w:color w:val="FFFFFF"/>
-                <w:sz w:val="16"/>
+                <w:sz w:val="18"/>
               </w:rPr>
               <w:t>Session status</w:t>
             </w:r>
@@ -2207,7 +2304,7 @@
               <w:rPr>
                 <w:b/>
                 <w:color w:val="FFFFFF"/>
-                <w:sz w:val="16"/>
+                <w:sz w:val="18"/>
               </w:rPr>
               <w:t>Actual ratings and comments</w:t>
             </w:r>
@@ -2215,20 +2312,18 @@
         </w:tc>
       </w:tr>
       <w:tr>
+        <w:trPr>
+          <w:cantSplit/>
+        </w:trPr>
         <w:tc>
           <w:tcPr>
             <w:tcW w:type="dxa" w:w="2193"/>
             <w:shd w:fill="FFFFFF"/>
           </w:tcPr>
           <w:p>
-            <w:pPr>
-              <w:spacing w:after="40" w:before="40"/>
-            </w:pPr>
             <w:r>
               <w:rPr>
-                <w:b w:val="0"/>
-                <w:color w:val="000000"/>
-                <w:sz w:val="16"/>
+                <w:sz w:val="18"/>
               </w:rPr>
               <w:t>P01</w:t>
             </w:r>
@@ -2240,16 +2335,11 @@
             <w:shd w:fill="FFFFFF"/>
           </w:tcPr>
           <w:p>
-            <w:pPr>
-              <w:spacing w:after="40" w:before="40"/>
-            </w:pPr>
             <w:r>
               <w:rPr>
-                <w:b w:val="0"/>
-                <w:color w:val="000000"/>
-                <w:sz w:val="16"/>
+                <w:sz w:val="18"/>
               </w:rPr>
-              <w:t>Not conducted</w:t>
+              <w:t>Completed per owner; dates under review</w:t>
             </w:r>
           </w:p>
         </w:tc>
@@ -2259,35 +2349,28 @@
             <w:shd w:fill="FFFFFF"/>
           </w:tcPr>
           <w:p>
-            <w:pPr>
-              <w:spacing w:after="40" w:before="40"/>
-            </w:pPr>
             <w:r>
               <w:rPr>
-                <w:b w:val="0"/>
-                <w:color w:val="000000"/>
-                <w:sz w:val="16"/>
+                <w:sz w:val="18"/>
               </w:rPr>
-              <w:t>Not collected</w:t>
+              <w:t>Category ratings, feedback and admin task on final page.</w:t>
             </w:r>
           </w:p>
         </w:tc>
       </w:tr>
       <w:tr>
+        <w:trPr>
+          <w:cantSplit/>
+        </w:trPr>
         <w:tc>
           <w:tcPr>
             <w:tcW w:type="dxa" w:w="2193"/>
             <w:shd w:fill="F0F4F3"/>
           </w:tcPr>
           <w:p>
-            <w:pPr>
-              <w:spacing w:after="40" w:before="40"/>
-            </w:pPr>
             <w:r>
               <w:rPr>
-                <w:b w:val="0"/>
-                <w:color w:val="000000"/>
-                <w:sz w:val="16"/>
+                <w:sz w:val="18"/>
               </w:rPr>
               <w:t>P02</w:t>
             </w:r>
@@ -2299,16 +2382,11 @@
             <w:shd w:fill="F0F4F3"/>
           </w:tcPr>
           <w:p>
-            <w:pPr>
-              <w:spacing w:after="40" w:before="40"/>
-            </w:pPr>
             <w:r>
               <w:rPr>
-                <w:b w:val="0"/>
-                <w:color w:val="000000"/>
-                <w:sz w:val="16"/>
+                <w:sz w:val="18"/>
               </w:rPr>
-              <w:t>Not conducted</w:t>
+              <w:t>Completed per owner; dates under review</w:t>
             </w:r>
           </w:p>
         </w:tc>
@@ -2318,35 +2396,28 @@
             <w:shd w:fill="F0F4F3"/>
           </w:tcPr>
           <w:p>
-            <w:pPr>
-              <w:spacing w:after="40" w:before="40"/>
-            </w:pPr>
             <w:r>
               <w:rPr>
-                <w:b w:val="0"/>
-                <w:color w:val="000000"/>
-                <w:sz w:val="16"/>
+                <w:sz w:val="18"/>
               </w:rPr>
-              <w:t>Not collected</w:t>
+              <w:t>Category ratings, feedback and admin task on final page.</w:t>
             </w:r>
           </w:p>
         </w:tc>
       </w:tr>
       <w:tr>
+        <w:trPr>
+          <w:cantSplit/>
+        </w:trPr>
         <w:tc>
           <w:tcPr>
             <w:tcW w:type="dxa" w:w="2193"/>
             <w:shd w:fill="FFFFFF"/>
           </w:tcPr>
           <w:p>
-            <w:pPr>
-              <w:spacing w:after="40" w:before="40"/>
-            </w:pPr>
             <w:r>
               <w:rPr>
-                <w:b w:val="0"/>
-                <w:color w:val="000000"/>
-                <w:sz w:val="16"/>
+                <w:sz w:val="18"/>
               </w:rPr>
               <w:t>P03</w:t>
             </w:r>
@@ -2358,16 +2429,11 @@
             <w:shd w:fill="FFFFFF"/>
           </w:tcPr>
           <w:p>
-            <w:pPr>
-              <w:spacing w:after="40" w:before="40"/>
-            </w:pPr>
             <w:r>
               <w:rPr>
-                <w:b w:val="0"/>
-                <w:color w:val="000000"/>
-                <w:sz w:val="16"/>
+                <w:sz w:val="18"/>
               </w:rPr>
-              <w:t>Not conducted</w:t>
+              <w:t>Completed per owner; dates under review</w:t>
             </w:r>
           </w:p>
         </w:tc>
@@ -2377,16 +2443,11 @@
             <w:shd w:fill="FFFFFF"/>
           </w:tcPr>
           <w:p>
-            <w:pPr>
-              <w:spacing w:after="40" w:before="40"/>
-            </w:pPr>
             <w:r>
               <w:rPr>
-                <w:b w:val="0"/>
-                <w:color w:val="000000"/>
-                <w:sz w:val="16"/>
+                <w:sz w:val="18"/>
               </w:rPr>
-              <w:t>Not collected</w:t>
+              <w:t>Category ratings, feedback and admin task on final page.</w:t>
             </w:r>
           </w:p>
         </w:tc>
@@ -2394,10 +2455,7 @@
     </w:tbl>
     <w:p>
       <w:r>
-        <w:rPr>
-          <w:sz w:val="16"/>
-        </w:rPr>
-        <w:t>No participant, rating, completion time or comment has been invented. The final evaluation must be updated after real sessions.</w:t>
+        <w:t>The owner corrected the session order: P01 on October 2, P02 on October 5 and P03 on October 11, 2026. The wording was reportedly fixed on P01’s test date and retested by P02 on October 5. Reconciliation with the recorded development timeline and identification of tested versions remain with the owner.</w:t>
       </w:r>
     </w:p>
     <w:p>
@@ -2434,6 +2492,10 @@
         <w:gridCol w:w="2744"/>
       </w:tblGrid>
       <w:tr>
+        <w:trPr>
+          <w:tblHeader/>
+          <w:cantSplit/>
+        </w:trPr>
         <w:tc>
           <w:tcPr>
             <w:tcW w:type="dxa" w:w="3558"/>
@@ -2447,7 +2509,7 @@
               <w:rPr>
                 <w:b/>
                 <w:color w:val="FFFFFF"/>
-                <w:sz w:val="16"/>
+                <w:sz w:val="18"/>
               </w:rPr>
               <w:t>Criterion</w:t>
             </w:r>
@@ -2466,7 +2528,7 @@
               <w:rPr>
                 <w:b/>
                 <w:color w:val="FFFFFF"/>
-                <w:sz w:val="16"/>
+                <w:sz w:val="18"/>
               </w:rPr>
               <w:t>Current evidence</w:t>
             </w:r>
@@ -2485,7 +2547,7 @@
               <w:rPr>
                 <w:b/>
                 <w:color w:val="FFFFFF"/>
-                <w:sz w:val="16"/>
+                <w:sz w:val="18"/>
               </w:rPr>
               <w:t>Status</w:t>
             </w:r>
@@ -2493,6 +2555,9 @@
         </w:tc>
       </w:tr>
       <w:tr>
+        <w:trPr>
+          <w:cantSplit/>
+        </w:trPr>
         <w:tc>
           <w:tcPr>
             <w:tcW w:type="dxa" w:w="3558"/>
@@ -2506,7 +2571,7 @@
               <w:rPr>
                 <w:b w:val="0"/>
                 <w:color w:val="000000"/>
-                <w:sz w:val="16"/>
+                <w:sz w:val="18"/>
               </w:rPr>
               <w:t>Correct fare calculation</w:t>
             </w:r>
@@ -2525,7 +2590,7 @@
               <w:rPr>
                 <w:b w:val="0"/>
                 <w:color w:val="000000"/>
-                <w:sz w:val="16"/>
+                <w:sz w:val="18"/>
               </w:rPr>
               <w:t>T04 and T11</w:t>
             </w:r>
@@ -2544,7 +2609,7 @@
               <w:rPr>
                 <w:b w:val="0"/>
                 <w:color w:val="000000"/>
-                <w:sz w:val="16"/>
+                <w:sz w:val="18"/>
               </w:rPr>
               <w:t>Verified by automated tests</w:t>
             </w:r>
@@ -2552,6 +2617,9 @@
         </w:tc>
       </w:tr>
       <w:tr>
+        <w:trPr>
+          <w:cantSplit/>
+        </w:trPr>
         <w:tc>
           <w:tcPr>
             <w:tcW w:type="dxa" w:w="3558"/>
@@ -2565,7 +2633,7 @@
               <w:rPr>
                 <w:b w:val="0"/>
                 <w:color w:val="000000"/>
-                <w:sz w:val="16"/>
+                <w:sz w:val="18"/>
               </w:rPr>
               <w:t>Persistent bookings</w:t>
             </w:r>
@@ -2584,7 +2652,7 @@
               <w:rPr>
                 <w:b w:val="0"/>
                 <w:color w:val="000000"/>
-                <w:sz w:val="16"/>
+                <w:sz w:val="18"/>
               </w:rPr>
               <w:t>MySQL integration plus restart check output</w:t>
             </w:r>
@@ -2603,14 +2671,17 @@
               <w:rPr>
                 <w:b w:val="0"/>
                 <w:color w:val="000000"/>
-                <w:sz w:val="16"/>
+                <w:sz w:val="18"/>
               </w:rPr>
-              <w:t>Review T17 evidence</w:t>
+              <w:t>Verified by saved T17 PASS output</w:t>
             </w:r>
           </w:p>
         </w:tc>
       </w:tr>
       <w:tr>
+        <w:trPr>
+          <w:cantSplit/>
+        </w:trPr>
         <w:tc>
           <w:tcPr>
             <w:tcW w:type="dxa" w:w="3558"/>
@@ -2624,7 +2695,7 @@
               <w:rPr>
                 <w:b w:val="0"/>
                 <w:color w:val="000000"/>
-                <w:sz w:val="16"/>
+                <w:sz w:val="18"/>
               </w:rPr>
               <w:t>Duplicate-seat prevention</w:t>
             </w:r>
@@ -2643,7 +2714,7 @@
               <w:rPr>
                 <w:b w:val="0"/>
                 <w:color w:val="000000"/>
-                <w:sz w:val="16"/>
+                <w:sz w:val="18"/>
               </w:rPr>
               <w:t>T06 plus database unique constraint</w:t>
             </w:r>
@@ -2662,7 +2733,7 @@
               <w:rPr>
                 <w:b w:val="0"/>
                 <w:color w:val="000000"/>
-                <w:sz w:val="16"/>
+                <w:sz w:val="18"/>
               </w:rPr>
               <w:t>Verified</w:t>
             </w:r>
@@ -2670,6 +2741,9 @@
         </w:tc>
       </w:tr>
       <w:tr>
+        <w:trPr>
+          <w:cantSplit/>
+        </w:trPr>
         <w:tc>
           <w:tcPr>
             <w:tcW w:type="dxa" w:w="3558"/>
@@ -2683,7 +2757,7 @@
               <w:rPr>
                 <w:b w:val="0"/>
                 <w:color w:val="000000"/>
-                <w:sz w:val="16"/>
+                <w:sz w:val="18"/>
               </w:rPr>
               <w:t>Atomic multi-passenger booking</w:t>
             </w:r>
@@ -2702,7 +2776,7 @@
               <w:rPr>
                 <w:b w:val="0"/>
                 <w:color w:val="000000"/>
-                <w:sz w:val="16"/>
+                <w:sz w:val="18"/>
               </w:rPr>
               <w:t>T07 unchanged row counts after conflict</w:t>
             </w:r>
@@ -2721,7 +2795,7 @@
               <w:rPr>
                 <w:b w:val="0"/>
                 <w:color w:val="000000"/>
-                <w:sz w:val="16"/>
+                <w:sz w:val="18"/>
               </w:rPr>
               <w:t>Verified</w:t>
             </w:r>
@@ -2729,6 +2803,9 @@
         </w:tc>
       </w:tr>
       <w:tr>
+        <w:trPr>
+          <w:cantSplit/>
+        </w:trPr>
         <w:tc>
           <w:tcPr>
             <w:tcW w:type="dxa" w:w="3558"/>
@@ -2742,7 +2819,7 @@
               <w:rPr>
                 <w:b w:val="0"/>
                 <w:color w:val="000000"/>
-                <w:sz w:val="16"/>
+                <w:sz w:val="18"/>
               </w:rPr>
               <w:t>Cancellation consistency</w:t>
             </w:r>
@@ -2761,7 +2838,7 @@
               <w:rPr>
                 <w:b w:val="0"/>
                 <w:color w:val="000000"/>
-                <w:sz w:val="16"/>
+                <w:sz w:val="18"/>
               </w:rPr>
               <w:t>T08 and T14</w:t>
             </w:r>
@@ -2780,7 +2857,7 @@
               <w:rPr>
                 <w:b w:val="0"/>
                 <w:color w:val="000000"/>
-                <w:sz w:val="16"/>
+                <w:sz w:val="18"/>
               </w:rPr>
               <w:t>Verified</w:t>
             </w:r>
@@ -2788,6 +2865,9 @@
         </w:tc>
       </w:tr>
       <w:tr>
+        <w:trPr>
+          <w:cantSplit/>
+        </w:trPr>
         <w:tc>
           <w:tcPr>
             <w:tcW w:type="dxa" w:w="3558"/>
@@ -2801,7 +2881,7 @@
               <w:rPr>
                 <w:b w:val="0"/>
                 <w:color w:val="000000"/>
-                <w:sz w:val="16"/>
+                <w:sz w:val="18"/>
               </w:rPr>
               <w:t>Role and ownership separation</w:t>
             </w:r>
@@ -2820,7 +2900,7 @@
               <w:rPr>
                 <w:b w:val="0"/>
                 <w:color w:val="000000"/>
-                <w:sz w:val="16"/>
+                <w:sz w:val="18"/>
               </w:rPr>
               <w:t>T03, T05, T10 and T15</w:t>
             </w:r>
@@ -2839,7 +2919,7 @@
               <w:rPr>
                 <w:b w:val="0"/>
                 <w:color w:val="000000"/>
-                <w:sz w:val="16"/>
+                <w:sz w:val="18"/>
               </w:rPr>
               <w:t>Verified</w:t>
             </w:r>
@@ -2847,6 +2927,9 @@
         </w:tc>
       </w:tr>
       <w:tr>
+        <w:trPr>
+          <w:cantSplit/>
+        </w:trPr>
         <w:tc>
           <w:tcPr>
             <w:tcW w:type="dxa" w:w="3558"/>
@@ -2860,7 +2943,7 @@
               <w:rPr>
                 <w:b w:val="0"/>
                 <w:color w:val="000000"/>
-                <w:sz w:val="16"/>
+                <w:sz w:val="18"/>
               </w:rPr>
               <w:t>Fresh environment setup</w:t>
             </w:r>
@@ -2879,7 +2962,7 @@
               <w:rPr>
                 <w:b w:val="0"/>
                 <w:color w:val="000000"/>
-                <w:sz w:val="16"/>
+                <w:sz w:val="18"/>
               </w:rPr>
               <w:t>clean-setup.txt</w:t>
             </w:r>
@@ -2898,7 +2981,7 @@
               <w:rPr>
                 <w:b w:val="0"/>
                 <w:color w:val="000000"/>
-                <w:sz w:val="16"/>
+                <w:sz w:val="18"/>
               </w:rPr>
               <w:t>Verified on new database</w:t>
             </w:r>
@@ -2906,6 +2989,9 @@
         </w:tc>
       </w:tr>
       <w:tr>
+        <w:trPr>
+          <w:cantSplit/>
+        </w:trPr>
         <w:tc>
           <w:tcPr>
             <w:tcW w:type="dxa" w:w="3558"/>
@@ -2919,9 +3005,9 @@
               <w:rPr>
                 <w:b w:val="0"/>
                 <w:color w:val="000000"/>
-                <w:sz w:val="16"/>
+                <w:sz w:val="18"/>
               </w:rPr>
-              <w:t>Usable customer/admin browser flows</w:t>
+              <w:t>Guided customer/admin browser flows</w:t>
             </w:r>
           </w:p>
         </w:tc>
@@ -2938,9 +3024,9 @@
               <w:rPr>
                 <w:b w:val="0"/>
                 <w:color w:val="000000"/>
-                <w:sz w:val="16"/>
+                <w:sz w:val="18"/>
               </w:rPr>
-              <w:t>Browser checks and screenshots</w:t>
+              <w:t>Owner walkthrough and screenshots on following pages</w:t>
             </w:r>
           </w:p>
         </w:tc>
@@ -2950,21 +3036,19 @@
             <w:shd w:fill="F0F4F3"/>
           </w:tcPr>
           <w:p>
-            <w:pPr>
-              <w:spacing w:after="40" w:before="40"/>
-            </w:pPr>
             <w:r>
               <w:rPr>
-                <w:b w:val="0"/>
-                <w:color w:val="000000"/>
-                <w:sz w:val="16"/>
+                <w:sz w:val="18"/>
               </w:rPr>
-              <w:t>Pending</w:t>
+              <w:t>Observed/reported; limited to listed scenarios</w:t>
             </w:r>
           </w:p>
         </w:tc>
       </w:tr>
       <w:tr>
+        <w:trPr>
+          <w:cantSplit/>
+        </w:trPr>
         <w:tc>
           <w:tcPr>
             <w:tcW w:type="dxa" w:w="3558"/>
@@ -2978,7 +3062,7 @@
               <w:rPr>
                 <w:b w:val="0"/>
                 <w:color w:val="000000"/>
-                <w:sz w:val="16"/>
+                <w:sz w:val="18"/>
               </w:rPr>
               <w:t>Three real users complete tasks</w:t>
             </w:r>
@@ -2997,7 +3081,7 @@
               <w:rPr>
                 <w:b w:val="0"/>
                 <w:color w:val="000000"/>
-                <w:sz w:val="16"/>
+                <w:sz w:val="18"/>
               </w:rPr>
               <w:t>Participant forms and actual feedback</w:t>
             </w:r>
@@ -3009,16 +3093,11 @@
             <w:shd w:fill="FFFFFF"/>
           </w:tcPr>
           <w:p>
-            <w:pPr>
-              <w:spacing w:after="40" w:before="40"/>
-            </w:pPr>
             <w:r>
               <w:rPr>
-                <w:b w:val="0"/>
-                <w:color w:val="000000"/>
-                <w:sz w:val="16"/>
+                <w:sz w:val="18"/>
               </w:rPr>
-              <w:t>Pending</w:t>
+              <w:t>Owner reports completion; dates and records incomplete</w:t>
             </w:r>
           </w:p>
         </w:tc>
@@ -3035,6 +3114,895 @@
     <w:p>
       <w:r>
         <w:t>For each real issue, add a defect ID, reproduction steps, expected and actual behavior, severity, correction and retest evidence. Update the implementation change log and affected requirements when a fix changes behavior. Do not replace earlier evidence silently. If the release changes, create a new commit and record the tested commit hash. Summarize remaining limitations and compare participant task completion with the original success criteria before submission.</w:t>
+      </w:r>
+    </w:p>
+    <w:p>
+      <w:r>
+        <w:br w:type="page"/>
+      </w:r>
+    </w:p>
+    <w:p>
+      <w:pPr>
+        <w:pStyle w:val="Title"/>
+      </w:pPr>
+      <w:r>
+        <w:t>Owner Walkthrough Results</w:t>
+      </w:r>
+    </w:p>
+    <w:p>
+      <w:r>
+        <w:t>JahMari Harrigan performed this guided owner walkthrough on October 10, 2026 using the local application. Browser version and device model were not collected. No elapsed times or numerical ratings were collected. This is separate from the three required user evaluation sessions.</w:t>
+      </w:r>
+    </w:p>
+    <w:tbl>
+      <w:tblPr>
+        <w:tblStyle w:val="TableGrid"/>
+        <w:tblW w:type="auto" w:w="0"/>
+        <w:tblLook w:firstColumn="1" w:firstRow="1" w:lastColumn="0" w:lastRow="0" w:noHBand="0" w:noVBand="1" w:val="04A0"/>
+      </w:tblPr>
+      <w:tblGrid>
+        <w:gridCol w:w="3456"/>
+        <w:gridCol w:w="3456"/>
+        <w:gridCol w:w="3456"/>
+      </w:tblGrid>
+      <w:tr>
+        <w:trPr>
+          <w:tblHeader/>
+          <w:cantSplit/>
+        </w:trPr>
+        <w:tc>
+          <w:tcPr>
+            <w:tcW w:type="dxa" w:w="3456"/>
+          </w:tcPr>
+          <w:p>
+            <w:r>
+              <w:rPr>
+                <w:sz w:val="18"/>
+              </w:rPr>
+              <w:t>Check and expected behavior</w:t>
+            </w:r>
+          </w:p>
+        </w:tc>
+        <w:tc>
+          <w:tcPr>
+            <w:tcW w:type="dxa" w:w="3456"/>
+          </w:tcPr>
+          <w:p>
+            <w:r>
+              <w:rPr>
+                <w:sz w:val="18"/>
+              </w:rPr>
+              <w:t>Observed result</w:t>
+            </w:r>
+          </w:p>
+        </w:tc>
+        <w:tc>
+          <w:tcPr>
+            <w:tcW w:type="dxa" w:w="3456"/>
+          </w:tcPr>
+          <w:p>
+            <w:r>
+              <w:rPr>
+                <w:sz w:val="18"/>
+              </w:rPr>
+              <w:t>Evidence</w:t>
+            </w:r>
+          </w:p>
+        </w:tc>
+      </w:tr>
+      <w:tr>
+        <w:trPr>
+          <w:cantSplit/>
+        </w:trPr>
+        <w:tc>
+          <w:tcPr>
+            <w:tcW w:type="dxa" w:w="3456"/>
+          </w:tcPr>
+          <w:p>
+            <w:r>
+              <w:rPr>
+                <w:sz w:val="18"/>
+              </w:rPr>
+              <w:t>M01 Book two seats at $160 each</w:t>
+            </w:r>
+          </w:p>
+        </w:tc>
+        <w:tc>
+          <w:tcPr>
+            <w:tcW w:type="dxa" w:w="3456"/>
+          </w:tcPr>
+          <w:p>
+            <w:r>
+              <w:rPr>
+                <w:sz w:val="18"/>
+              </w:rPr>
+              <w:t>Confirmed two passengers; saved total $320. PASS.</w:t>
+            </w:r>
+          </w:p>
+        </w:tc>
+        <w:tc>
+          <w:tcPr>
+            <w:tcW w:type="dxa" w:w="3456"/>
+          </w:tcPr>
+          <w:p>
+            <w:r>
+              <w:rPr>
+                <w:sz w:val="18"/>
+              </w:rPr>
+              <w:t>owner-booking.png</w:t>
+            </w:r>
+          </w:p>
+        </w:tc>
+      </w:tr>
+      <w:tr>
+        <w:trPr>
+          <w:cantSplit/>
+        </w:trPr>
+        <w:tc>
+          <w:tcPr>
+            <w:tcW w:type="dxa" w:w="3456"/>
+          </w:tcPr>
+          <w:p>
+            <w:r>
+              <w:rPr>
+                <w:sz w:val="18"/>
+              </w:rPr>
+              <w:t>M02 Booking reduces seats; cancel releases them</w:t>
+            </w:r>
+          </w:p>
+        </w:tc>
+        <w:tc>
+          <w:tcPr>
+            <w:tcW w:type="dxa" w:w="3456"/>
+          </w:tcPr>
+          <w:p>
+            <w:r>
+              <w:rPr>
+                <w:sz w:val="18"/>
+              </w:rPr>
+              <w:t>Owner reported 22/24 after booking, 24/24 after cancellation. PASS by report.</w:t>
+            </w:r>
+          </w:p>
+        </w:tc>
+        <w:tc>
+          <w:tcPr>
+            <w:tcW w:type="dxa" w:w="3456"/>
+          </w:tcPr>
+          <w:p>
+            <w:r>
+              <w:rPr>
+                <w:sz w:val="18"/>
+              </w:rPr>
+              <w:t>Conversation; no cancellation screenshot</w:t>
+            </w:r>
+          </w:p>
+        </w:tc>
+      </w:tr>
+      <w:tr>
+        <w:trPr>
+          <w:cantSplit/>
+        </w:trPr>
+        <w:tc>
+          <w:tcPr>
+            <w:tcW w:type="dxa" w:w="3456"/>
+          </w:tcPr>
+          <w:p>
+            <w:r>
+              <w:rPr>
+                <w:sz w:val="18"/>
+              </w:rPr>
+              <w:t>M03 Retrieve after logout/login</w:t>
+            </w:r>
+          </w:p>
+        </w:tc>
+        <w:tc>
+          <w:tcPr>
+            <w:tcW w:type="dxa" w:w="3456"/>
+          </w:tcPr>
+          <w:p>
+            <w:r>
+              <w:rPr>
+                <w:sz w:val="18"/>
+              </w:rPr>
+              <w:t>Owner reported booking remained retrievable. PASS by report.</w:t>
+            </w:r>
+          </w:p>
+        </w:tc>
+        <w:tc>
+          <w:tcPr>
+            <w:tcW w:type="dxa" w:w="3456"/>
+          </w:tcPr>
+          <w:p>
+            <w:r>
+              <w:rPr>
+                <w:sz w:val="18"/>
+              </w:rPr>
+              <w:t>Conversation; restart covered separately by T17</w:t>
+            </w:r>
+          </w:p>
+        </w:tc>
+      </w:tr>
+      <w:tr>
+        <w:trPr>
+          <w:cantSplit/>
+        </w:trPr>
+        <w:tc>
+          <w:tcPr>
+            <w:tcW w:type="dxa" w:w="3456"/>
+          </w:tcPr>
+          <w:p>
+            <w:r>
+              <w:rPr>
+                <w:sz w:val="18"/>
+              </w:rPr>
+              <w:t>M04 Customer denied admin data; admin allowed</w:t>
+            </w:r>
+          </w:p>
+        </w:tc>
+        <w:tc>
+          <w:tcPr>
+            <w:tcW w:type="dxa" w:w="3456"/>
+          </w:tcPr>
+          <w:p>
+            <w:r>
+              <w:rPr>
+                <w:sz w:val="18"/>
+              </w:rPr>
+              <w:t>Denial screenshot and subsequent operations overview. PASS for observed pages.</w:t>
+            </w:r>
+          </w:p>
+        </w:tc>
+        <w:tc>
+          <w:tcPr>
+            <w:tcW w:type="dxa" w:w="3456"/>
+          </w:tcPr>
+          <w:p>
+            <w:r>
+              <w:rPr>
+                <w:sz w:val="18"/>
+              </w:rPr>
+              <w:t>owner-admin-denied.png; conversation</w:t>
+            </w:r>
+          </w:p>
+        </w:tc>
+      </w:tr>
+      <w:tr>
+        <w:trPr>
+          <w:cantSplit/>
+        </w:trPr>
+        <w:tc>
+          <w:tcPr>
+            <w:tcW w:type="dxa" w:w="3456"/>
+          </w:tcPr>
+          <w:p>
+            <w:r>
+              <w:rPr>
+                <w:sz w:val="18"/>
+              </w:rPr>
+              <w:t>M05 Change SK102 fare to $175</w:t>
+            </w:r>
+          </w:p>
+        </w:tc>
+        <w:tc>
+          <w:tcPr>
+            <w:tcW w:type="dxa" w:w="3456"/>
+          </w:tcPr>
+          <w:p>
+            <w:r>
+              <w:rPr>
+                <w:sz w:val="18"/>
+              </w:rPr>
+              <w:t>Search showed the new $175 fare. PASS.</w:t>
+            </w:r>
+          </w:p>
+        </w:tc>
+        <w:tc>
+          <w:tcPr>
+            <w:tcW w:type="dxa" w:w="3456"/>
+          </w:tcPr>
+          <w:p>
+            <w:r>
+              <w:rPr>
+                <w:sz w:val="18"/>
+              </w:rPr>
+              <w:t>owner-fare-edit.png</w:t>
+            </w:r>
+          </w:p>
+        </w:tc>
+      </w:tr>
+      <w:tr>
+        <w:trPr>
+          <w:cantSplit/>
+        </w:trPr>
+        <w:tc>
+          <w:tcPr>
+            <w:tcW w:type="dxa" w:w="3456"/>
+          </w:tcPr>
+          <w:p>
+            <w:r>
+              <w:rPr>
+                <w:sz w:val="18"/>
+              </w:rPr>
+              <w:t>M06 Analytics after one cancelled and one confirmed booking</w:t>
+            </w:r>
+          </w:p>
+        </w:tc>
+        <w:tc>
+          <w:tcPr>
+            <w:tcW w:type="dxa" w:w="3456"/>
+          </w:tcPr>
+          <w:p>
+            <w:r>
+              <w:rPr>
+                <w:sz w:val="18"/>
+              </w:rPr>
+              <w:t>2 reservations; 50% cancelled; $350; JFK-ATL 0.3%; zero integrity mismatches. PASS.</w:t>
+            </w:r>
+          </w:p>
+        </w:tc>
+        <w:tc>
+          <w:tcPr>
+            <w:tcW w:type="dxa" w:w="3456"/>
+          </w:tcPr>
+          <w:p>
+            <w:r>
+              <w:rPr>
+                <w:sz w:val="18"/>
+              </w:rPr>
+              <w:t>owner-analytics.png</w:t>
+            </w:r>
+          </w:p>
+        </w:tc>
+      </w:tr>
+      <w:tr>
+        <w:trPr>
+          <w:cantSplit/>
+        </w:trPr>
+        <w:tc>
+          <w:tcPr>
+            <w:tcW w:type="dxa" w:w="3456"/>
+          </w:tcPr>
+          <w:p>
+            <w:r>
+              <w:rPr>
+                <w:sz w:val="18"/>
+              </w:rPr>
+              <w:t>M07 Print retains details and hides search</w:t>
+            </w:r>
+          </w:p>
+        </w:tc>
+        <w:tc>
+          <w:tcPr>
+            <w:tcW w:type="dxa" w:w="3456"/>
+          </w:tcPr>
+          <w:p>
+            <w:r>
+              <w:rPr>
+                <w:sz w:val="18"/>
+              </w:rPr>
+              <w:t>CLI fix plus final preview showed details on one page with search hidden. PASS.</w:t>
+            </w:r>
+          </w:p>
+        </w:tc>
+        <w:tc>
+          <w:tcPr>
+            <w:tcW w:type="dxa" w:w="3456"/>
+          </w:tcPr>
+          <w:p>
+            <w:r>
+              <w:rPr>
+                <w:sz w:val="18"/>
+              </w:rPr>
+              <w:t>cli-print-after.png</w:t>
+            </w:r>
+          </w:p>
+        </w:tc>
+      </w:tr>
+      <w:tr>
+        <w:trPr>
+          <w:cantSplit/>
+        </w:trPr>
+        <w:tc>
+          <w:tcPr>
+            <w:tcW w:type="dxa" w:w="3456"/>
+          </w:tcPr>
+          <w:p>
+            <w:r>
+              <w:rPr>
+                <w:sz w:val="18"/>
+              </w:rPr>
+              <w:t>M08 Narrow window and keyboard Tab/Enter</w:t>
+            </w:r>
+          </w:p>
+        </w:tc>
+        <w:tc>
+          <w:tcPr>
+            <w:tcW w:type="dxa" w:w="3456"/>
+          </w:tcPr>
+          <w:p>
+            <w:r>
+              <w:rPr>
+                <w:sz w:val="18"/>
+              </w:rPr>
+              <w:t>Owner reported both worked. PASS by report; not a full accessibility audit.</w:t>
+            </w:r>
+          </w:p>
+        </w:tc>
+        <w:tc>
+          <w:tcPr>
+            <w:tcW w:type="dxa" w:w="3456"/>
+          </w:tcPr>
+          <w:p>
+            <w:r>
+              <w:rPr>
+                <w:sz w:val="18"/>
+              </w:rPr>
+              <w:t>Conversation</w:t>
+            </w:r>
+          </w:p>
+        </w:tc>
+      </w:tr>
+    </w:tbl>
+    <w:p>
+      <w:r>
+        <w:t>No new automated suite was run during this walkthrough or report update. Existing automated logs remain unchanged. A 24-seat result initially viewed was for the reverse route, not evidence of an inventory defect.</w:t>
+      </w:r>
+    </w:p>
+    <w:p>
+      <w:r>
+        <w:br w:type="page"/>
+      </w:r>
+    </w:p>
+    <w:p>
+      <w:pPr>
+        <w:pStyle w:val="Title"/>
+      </w:pPr>
+      <w:r>
+        <w:t>Booking and Analytics Evidence</w:t>
+      </w:r>
+    </w:p>
+    <w:p>
+      <w:r>
+        <w:t>Initial two-passenger confirmation at $160 per passenger. The later fare edit applied to new bookings.</w:t>
+      </w:r>
+    </w:p>
+    <w:p>
+      <w:r>
+        <w:drawing>
+          <wp:inline xmlns:a="http://schemas.openxmlformats.org/drawingml/2006/main" xmlns:pic="http://schemas.openxmlformats.org/drawingml/2006/picture">
+            <wp:extent cx="3474720" cy="2776774"/>
+            <wp:docPr id="1" name="Picture 1"/>
+            <wp:cNvGraphicFramePr>
+              <a:graphicFrameLocks noChangeAspect="1"/>
+            </wp:cNvGraphicFramePr>
+            <a:graphic>
+              <a:graphicData uri="http://schemas.openxmlformats.org/drawingml/2006/picture">
+                <pic:pic>
+                  <pic:nvPicPr>
+                    <pic:cNvPr id="0" name="owner-booking.png"/>
+                    <pic:cNvPicPr/>
+                  </pic:nvPicPr>
+                  <pic:blipFill>
+                    <a:blip r:embed="rId9"/>
+                    <a:stretch>
+                      <a:fillRect/>
+                    </a:stretch>
+                  </pic:blipFill>
+                  <pic:spPr>
+                    <a:xfrm>
+                      <a:off x="0" y="0"/>
+                      <a:ext cx="3474720" cy="2776774"/>
+                    </a:xfrm>
+                    <a:prstGeom prst="rect"/>
+                  </pic:spPr>
+                </pic:pic>
+              </a:graphicData>
+            </a:graphic>
+          </wp:inline>
+        </w:drawing>
+      </w:r>
+    </w:p>
+    <w:p>
+      <w:r>
+        <w:t>After cancellation and a new two-passenger booking at $175, the dashboard reconciled to $350 and 50% cancellations. Overall 0.0% is rounding of 2 occupied seats out of 4,320 scheduled seats; JFK-ATL is 2/720, displayed as 0.3%.</w:t>
+      </w:r>
+    </w:p>
+    <w:p>
+      <w:r>
+        <w:drawing>
+          <wp:inline xmlns:a="http://schemas.openxmlformats.org/drawingml/2006/main" xmlns:pic="http://schemas.openxmlformats.org/drawingml/2006/picture">
+            <wp:extent cx="4297680" cy="3037891"/>
+            <wp:docPr id="2" name="Picture 2"/>
+            <wp:cNvGraphicFramePr>
+              <a:graphicFrameLocks noChangeAspect="1"/>
+            </wp:cNvGraphicFramePr>
+            <a:graphic>
+              <a:graphicData uri="http://schemas.openxmlformats.org/drawingml/2006/picture">
+                <pic:pic>
+                  <pic:nvPicPr>
+                    <pic:cNvPr id="0" name="owner-analytics.png"/>
+                    <pic:cNvPicPr/>
+                  </pic:nvPicPr>
+                  <pic:blipFill>
+                    <a:blip r:embed="rId10"/>
+                    <a:stretch>
+                      <a:fillRect/>
+                    </a:stretch>
+                  </pic:blipFill>
+                  <pic:spPr>
+                    <a:xfrm>
+                      <a:off x="0" y="0"/>
+                      <a:ext cx="4297680" cy="3037891"/>
+                    </a:xfrm>
+                    <a:prstGeom prst="rect"/>
+                  </pic:spPr>
+                </pic:pic>
+              </a:graphicData>
+            </a:graphic>
+          </wp:inline>
+        </w:drawing>
+      </w:r>
+    </w:p>
+    <w:p>
+      <w:r>
+        <w:br w:type="page"/>
+      </w:r>
+    </w:p>
+    <w:p>
+      <w:pPr>
+        <w:pStyle w:val="Title"/>
+      </w:pPr>
+      <w:r>
+        <w:t>Print Defect and CLI Retest</w:t>
+      </w:r>
+    </w:p>
+    <w:p>
+      <w:r>
+        <w:t>PRINT-01: My Bookings print preview retained the lookup form and Show all link. The CLI added #lookup to the existing print-only hiding rule. Five source checks passed. The owner refreshed the page and supplied the preview below; lookup controls are absent and all booking details remain visible. No physical print or saved PDF was tested.</w:t>
+      </w:r>
+    </w:p>
+    <w:p>
+      <w:r>
+        <w:drawing>
+          <wp:inline xmlns:a="http://schemas.openxmlformats.org/drawingml/2006/main" xmlns:pic="http://schemas.openxmlformats.org/drawingml/2006/picture">
+            <wp:extent cx="5394960" cy="4314128"/>
+            <wp:docPr id="3" name="Picture 3"/>
+            <wp:cNvGraphicFramePr>
+              <a:graphicFrameLocks noChangeAspect="1"/>
+            </wp:cNvGraphicFramePr>
+            <a:graphic>
+              <a:graphicData uri="http://schemas.openxmlformats.org/drawingml/2006/picture">
+                <pic:pic>
+                  <pic:nvPicPr>
+                    <pic:cNvPr id="0" name="cli-print-after.png"/>
+                    <pic:cNvPicPr/>
+                  </pic:nvPicPr>
+                  <pic:blipFill>
+                    <a:blip r:embed="rId11"/>
+                    <a:stretch>
+                      <a:fillRect/>
+                    </a:stretch>
+                  </pic:blipFill>
+                  <pic:spPr>
+                    <a:xfrm>
+                      <a:off x="0" y="0"/>
+                      <a:ext cx="5394960" cy="4314128"/>
+                    </a:xfrm>
+                    <a:prstGeom prst="rect"/>
+                  </pic:spPr>
+                </pic:pic>
+              </a:graphicData>
+            </a:graphic>
+          </wp:inline>
+        </w:drawing>
+      </w:r>
+    </w:p>
+    <w:p>
+      <w:r>
+        <w:t>Prompt, changes, environment errors and static results: evidence/cli-print-review.md. Browser verification was performed by the owner and reviewed in desktop Codex after the CLI session. This does not retroactively change the earlier desktop development into CLI work.</w:t>
+      </w:r>
+    </w:p>
+    <w:p>
+      <w:r>
+        <w:br w:type="page"/>
+      </w:r>
+    </w:p>
+    <w:p>
+      <w:pPr>
+        <w:pStyle w:val="Title"/>
+      </w:pPr>
+      <w:r>
+        <w:t>Participant Feedback and Reported Retests</w:t>
+      </w:r>
+    </w:p>
+    <w:p>
+      <w:r>
+        <w:t>The owner reports three completed sessions. P01 reported unclear navigation on October 2; wording was clarified that day. P02 confirmed the improvement and tested other features on October 5. P03 tested on October 11, including administration. Ratings and outcomes below were supplied by the owner.</w:t>
+      </w:r>
+    </w:p>
+    <w:tbl>
+      <w:tblPr>
+        <w:tblStyle w:val="TableGrid"/>
+        <w:tblW w:type="auto" w:w="0"/>
+        <w:tblLook w:firstColumn="1" w:firstRow="1" w:lastColumn="0" w:lastRow="0" w:noHBand="0" w:noVBand="1" w:val="04A0"/>
+      </w:tblPr>
+      <w:tblGrid>
+        <w:gridCol w:w="2592"/>
+        <w:gridCol w:w="2592"/>
+        <w:gridCol w:w="2592"/>
+        <w:gridCol w:w="2592"/>
+      </w:tblGrid>
+      <w:tr>
+        <w:trPr>
+          <w:tblHeader/>
+          <w:cantSplit/>
+        </w:trPr>
+        <w:tc>
+          <w:tcPr>
+            <w:tcW w:type="dxa" w:w="2592"/>
+          </w:tcPr>
+          <w:p>
+            <w:r>
+              <w:rPr>
+                <w:sz w:val="18"/>
+              </w:rPr>
+              <w:t>Participant and completion date</w:t>
+            </w:r>
+          </w:p>
+        </w:tc>
+        <w:tc>
+          <w:tcPr>
+            <w:tcW w:type="dxa" w:w="2592"/>
+          </w:tcPr>
+          <w:p>
+            <w:r>
+              <w:rPr>
+                <w:sz w:val="18"/>
+              </w:rPr>
+              <w:t>Browser and device</w:t>
+            </w:r>
+          </w:p>
+        </w:tc>
+        <w:tc>
+          <w:tcPr>
+            <w:tcW w:type="dxa" w:w="2592"/>
+          </w:tcPr>
+          <w:p>
+            <w:r>
+              <w:rPr>
+                <w:sz w:val="18"/>
+              </w:rPr>
+              <w:t>Rating supplied</w:t>
+            </w:r>
+          </w:p>
+        </w:tc>
+        <w:tc>
+          <w:tcPr>
+            <w:tcW w:type="dxa" w:w="2592"/>
+          </w:tcPr>
+          <w:p>
+            <w:r>
+              <w:rPr>
+                <w:sz w:val="18"/>
+              </w:rPr>
+              <w:t>Feedback supplied by owner</w:t>
+            </w:r>
+          </w:p>
+        </w:tc>
+      </w:tr>
+      <w:tr>
+        <w:trPr>
+          <w:cantSplit/>
+        </w:trPr>
+        <w:tc>
+          <w:tcPr>
+            <w:tcW w:type="dxa" w:w="2592"/>
+          </w:tcPr>
+          <w:p>
+            <w:r>
+              <w:t>P01</w:t>
+              <w:br/>
+              <w:t>October 2, 2026</w:t>
+            </w:r>
+          </w:p>
+        </w:tc>
+        <w:tc>
+          <w:tcPr>
+            <w:tcW w:type="dxa" w:w="2592"/>
+          </w:tcPr>
+          <w:p>
+            <w:r>
+              <w:rPr>
+                <w:sz w:val="18"/>
+              </w:rPr>
+              <w:t>Google Chrome</w:t>
+              <w:br/>
+              <w:t>Laptop</w:t>
+            </w:r>
+          </w:p>
+        </w:tc>
+        <w:tc>
+          <w:tcPr>
+            <w:tcW w:type="dxa" w:w="2592"/>
+          </w:tcPr>
+          <w:p>
+            <w:r>
+              <w:rPr>
+                <w:sz w:val="18"/>
+              </w:rPr>
+              <w:t>Ease of use: 3</w:t>
+              <w:br/>
+              <w:t>Clarity: 2</w:t>
+              <w:br/>
+              <w:t>Reliability: 3</w:t>
+              <w:br/>
+              <w:t>Overall satisfaction: 3</w:t>
+            </w:r>
+          </w:p>
+        </w:tc>
+        <w:tc>
+          <w:tcPr>
+            <w:tcW w:type="dxa" w:w="2592"/>
+          </w:tcPr>
+          <w:p>
+            <w:r>
+              <w:t>One-word navigation tabs were too vague to explain their destination pages. Tasks worked; wording was clarified the same day, per owner.</w:t>
+            </w:r>
+          </w:p>
+        </w:tc>
+      </w:tr>
+      <w:tr>
+        <w:trPr>
+          <w:cantSplit/>
+        </w:trPr>
+        <w:tc>
+          <w:tcPr>
+            <w:tcW w:type="dxa" w:w="2592"/>
+          </w:tcPr>
+          <w:p>
+            <w:r>
+              <w:t>P02</w:t>
+              <w:br/>
+              <w:t>October 5, 2026</w:t>
+            </w:r>
+          </w:p>
+        </w:tc>
+        <w:tc>
+          <w:tcPr>
+            <w:tcW w:type="dxa" w:w="2592"/>
+          </w:tcPr>
+          <w:p>
+            <w:r>
+              <w:rPr>
+                <w:sz w:val="18"/>
+              </w:rPr>
+              <w:t>Google Chrome</w:t>
+              <w:br/>
+              <w:t>Laptop</w:t>
+            </w:r>
+          </w:p>
+        </w:tc>
+        <w:tc>
+          <w:tcPr>
+            <w:tcW w:type="dxa" w:w="2592"/>
+          </w:tcPr>
+          <w:p>
+            <w:r>
+              <w:rPr>
+                <w:sz w:val="18"/>
+              </w:rPr>
+              <w:t>Ease of use: 5</w:t>
+              <w:br/>
+              <w:t>Clarity: 5</w:t>
+              <w:br/>
+              <w:t>Reliability: 5</w:t>
+              <w:br/>
+              <w:t>Overall satisfaction: 5</w:t>
+            </w:r>
+          </w:p>
+        </w:tc>
+        <w:tc>
+          <w:tcPr>
+            <w:tcW w:type="dxa" w:w="2592"/>
+          </w:tcPr>
+          <w:p>
+            <w:r>
+              <w:t>Successful run. Confirmed the navigation improvement and tested the other features on October 5, per owner.</w:t>
+            </w:r>
+          </w:p>
+        </w:tc>
+      </w:tr>
+      <w:tr>
+        <w:trPr>
+          <w:cantSplit/>
+        </w:trPr>
+        <w:tc>
+          <w:tcPr>
+            <w:tcW w:type="dxa" w:w="2592"/>
+          </w:tcPr>
+          <w:p>
+            <w:r>
+              <w:t>P03</w:t>
+              <w:br/>
+              <w:t>October 11, 2026</w:t>
+            </w:r>
+          </w:p>
+        </w:tc>
+        <w:tc>
+          <w:tcPr>
+            <w:tcW w:type="dxa" w:w="2592"/>
+          </w:tcPr>
+          <w:p>
+            <w:r>
+              <w:rPr>
+                <w:sz w:val="18"/>
+              </w:rPr>
+              <w:t>Opera</w:t>
+              <w:br/>
+              <w:t>Laptop</w:t>
+            </w:r>
+          </w:p>
+        </w:tc>
+        <w:tc>
+          <w:tcPr>
+            <w:tcW w:type="dxa" w:w="2592"/>
+          </w:tcPr>
+          <w:p>
+            <w:r>
+              <w:rPr>
+                <w:sz w:val="18"/>
+              </w:rPr>
+              <w:t>Ease of use: 5</w:t>
+              <w:br/>
+              <w:t>Clarity: 5</w:t>
+              <w:br/>
+              <w:t>Reliability: 5</w:t>
+              <w:br/>
+              <w:t>Overall satisfaction: 5</w:t>
+            </w:r>
+          </w:p>
+        </w:tc>
+        <w:tc>
+          <w:tcPr>
+            <w:tcW w:type="dxa" w:w="2592"/>
+          </w:tcPr>
+          <w:p>
+            <w:r>
+              <w:rPr>
+                <w:sz w:val="18"/>
+              </w:rPr>
+              <w:t>Successful run. Admin task: changed SK102 JFK–ATL fare from $160 to $175 and checked the search result showed $175. Owner-reported participant outcome.</w:t>
+            </w:r>
+          </w:p>
+        </w:tc>
+      </w:tr>
+    </w:tbl>
+    <w:p>
+      <w:r>
+        <w:t>All four rating categories are now supplied. Tested version for P01, P02 and P03: not yet identified. Current workspace baseline is d019a03 with later uncommitted print and documentation changes; this is not proof of which build any participant tested. Browser versions and laptop operating systems were not supplied.</w:t>
+      </w:r>
+    </w:p>
+    <w:p>
+      <w:pPr>
+        <w:pStyle w:val="Heading1"/>
+      </w:pPr>
+      <w:r>
+        <w:t>Issues and follow-up</w:t>
+      </w:r>
+    </w:p>
+    <w:p>
+      <w:r>
+        <w:t>USER-01: navigation and page context. The owner supplied “Flight” and “Find a flight” as examples when describing earlier wording changes, along with the notice “CLASSROOM DEMO · Fictional flights and passengers · No real payments” and “Built to be understood.” followed by “A systems analysis and data analytics project using fictional flights, transparent fares, and simulated payments.” These are recorded as owner-reported improvements, not requests for new interface changes. The owner reports Participant 2 confirmed improved clarity and attributes the later 5/5 ratings to it.</w:t>
+      </w:r>
+    </w:p>
+    <w:p>
+      <w:r>
+        <w:t>Current source navigation reads “Find a flight”; the demo notice and descriptive homepage text are present. The temporary edit to “Flight” was reverted. Earlier participant-tested wording chronology remains unconfirmed. No booking-saving defect is attributed to P01.</w:t>
+      </w:r>
+    </w:p>
+    <w:p>
+      <w:r>
+        <w:t>Remaining documentation: identify the actual tested release or commit for each participant and reconcile the October 2 and 5 sessions with the recorded project development timeline. The owner will resolve this separately.</w:t>
       </w:r>
     </w:p>
     <w:sectPr>

--- a/docs/Test_and_Evaluation.docx
+++ b/docs/Test_and_Evaluation.docx
@@ -117,10 +117,9 @@
         <w:tblLook w:val="0600"/>
       </w:tblPr>
       <w:tblGrid>
-        <w:gridCol w:w="918.0000305175781"/>
-        <w:gridCol w:w="5119.999694824219"/>
-        <w:gridCol w:w="1704.000244140625"/>
-        <w:gridCol w:w="2625.999755859375"/>
+        <w:gridCol w:w="1348"/>
+        <w:gridCol w:w="6947"/>
+        <w:gridCol w:w="2074"/>
         <w:tblGridChange w:id="0">
           <w:tblGrid>
             <w:gridCol w:w="918.0000305175781"/>
@@ -139,6 +138,7 @@
         </w:trPr>
         <w:tc>
           <w:tcPr>
+            <w:tcW w:type="dxa" w:w="1348"/>
             <w:shd w:fill="auto" w:val="clear"/>
             <w:tcMar>
               <w:top w:w="100.0" w:type="dxa"/>
@@ -223,6 +223,7 @@
         </w:tc>
         <w:tc>
           <w:tcPr>
+            <w:tcW w:type="dxa" w:w="6947"/>
             <w:shd w:fill="auto" w:val="clear"/>
             <w:tcMar>
               <w:top w:w="100.0" w:type="dxa"/>
@@ -288,6 +289,7 @@
         </w:tc>
         <w:tc>
           <w:tcPr>
+            <w:tcW w:type="dxa" w:w="2074"/>
             <w:shd w:fill="auto" w:val="clear"/>
             <w:tcMar>
               <w:top w:w="100.0" w:type="dxa"/>
@@ -348,71 +350,6 @@
                 <w:rtl w:val="0"/>
               </w:rPr>
               <w:t xml:space="preserve">Actual result </w:t>
-            </w:r>
-          </w:p>
-        </w:tc>
-        <w:tc>
-          <w:tcPr>
-            <w:shd w:fill="auto" w:val="clear"/>
-            <w:tcMar>
-              <w:top w:w="100.0" w:type="dxa"/>
-              <w:left w:w="100.0" w:type="dxa"/>
-              <w:bottom w:w="100.0" w:type="dxa"/>
-              <w:right w:w="100.0" w:type="dxa"/>
-            </w:tcMar>
-            <w:vAlign w:val="top"/>
-          </w:tcPr>
-          <w:p>
-            <w:pPr>
-              <w:keepNext/>
-              <w:keepLines w:val="0"/>
-              <w:pageBreakBefore w:val="0"/>
-              <w:widowControl w:val="0"/>
-              <w:pBdr>
-                <w:top w:space="0" w:sz="0" w:val="nil"/>
-                <w:left w:space="0" w:sz="0" w:val="nil"/>
-                <w:bottom w:space="0" w:sz="0" w:val="nil"/>
-                <w:right w:space="0" w:sz="0" w:val="nil"/>
-                <w:between w:space="0" w:sz="0" w:val="nil"/>
-              </w:pBdr>
-              <w:shd w:fill="auto" w:val="clear"/>
-              <w:spacing w:after="0" w:before="0" w:line="240" w:lineRule="auto"/>
-              <w:ind w:left="131.0400390625" w:right="0" w:firstLine="0"/>
-              <w:jc w:val="left"/>
-              <w:rPr>
-                <w:rFonts w:ascii="Times New Roman" w:cs="Times New Roman" w:eastAsia="Times New Roman" w:hAnsi="Times New Roman"/>
-                <w:b w:val="1"/>
-                <w:bCs w:val="1"/>
-                <w:i w:val="0"/>
-                <w:iCs w:val="0"/>
-                <w:smallCaps w:val="0"/>
-                <w:strike w:val="0"/>
-                <w:color w:val="ff0000"/>
-                <w:sz w:val="16"/>
-                <w:szCs w:val="16"/>
-                <w:u w:val="none"/>
-                <w:shd w:fill="auto" w:val="clear"/>
-                <w:vertAlign w:val="baseline"/>
-              </w:rPr>
-            </w:pPr>
-            <w:r>
-              <w:rPr>
-                <w:rFonts w:ascii="Times New Roman" w:cs="Times New Roman" w:eastAsia="Times New Roman" w:hAnsi="Times New Roman"/>
-                <w:b w:val="1"/>
-                <w:bCs w:val="1"/>
-                <w:i w:val="0"/>
-                <w:iCs w:val="0"/>
-                <w:smallCaps w:val="0"/>
-                <w:strike w:val="0"/>
-                <w:color w:val="ff0000"/>
-                <w:sz w:val="16"/>
-                <w:szCs w:val="16"/>
-                <w:u w:val="none"/>
-                <w:shd w:fill="auto" w:val="clear"/>
-                <w:vertAlign w:val="baseline"/>
-                <w:rtl w:val="0"/>
-              </w:rPr>
-              <w:t>Evidence</w:t>
             </w:r>
           </w:p>
         </w:tc>
@@ -425,6 +362,7 @@
         </w:trPr>
         <w:tc>
           <w:tcPr>
+            <w:tcW w:type="dxa" w:w="1348"/>
             <w:shd w:fill="auto" w:val="clear"/>
             <w:tcMar>
               <w:top w:w="100.0" w:type="dxa"/>
@@ -486,6 +424,7 @@
         </w:tc>
         <w:tc>
           <w:tcPr>
+            <w:tcW w:type="dxa" w:w="6947"/>
             <w:shd w:fill="auto" w:val="clear"/>
             <w:tcMar>
               <w:top w:w="100.0" w:type="dxa"/>
@@ -547,6 +486,7 @@
         </w:tc>
         <w:tc>
           <w:tcPr>
+            <w:tcW w:type="dxa" w:w="2074"/>
             <w:shd w:fill="auto" w:val="clear"/>
             <w:tcMar>
               <w:top w:w="100.0" w:type="dxa"/>
@@ -603,67 +543,6 @@
                 <w:rtl w:val="0"/>
               </w:rPr>
               <w:t xml:space="preserve">PASS </w:t>
-            </w:r>
-          </w:p>
-        </w:tc>
-        <w:tc>
-          <w:tcPr>
-            <w:shd w:fill="auto" w:val="clear"/>
-            <w:tcMar>
-              <w:top w:w="100.0" w:type="dxa"/>
-              <w:left w:w="100.0" w:type="dxa"/>
-              <w:bottom w:w="100.0" w:type="dxa"/>
-              <w:right w:w="100.0" w:type="dxa"/>
-            </w:tcMar>
-            <w:vAlign w:val="top"/>
-          </w:tcPr>
-          <w:p>
-            <w:pPr>
-              <w:keepNext w:val="0"/>
-              <w:keepLines w:val="0"/>
-              <w:pageBreakBefore w:val="0"/>
-              <w:widowControl w:val="0"/>
-              <w:pBdr>
-                <w:top w:space="0" w:sz="0" w:val="nil"/>
-                <w:left w:space="0" w:sz="0" w:val="nil"/>
-                <w:bottom w:space="0" w:sz="0" w:val="nil"/>
-                <w:right w:space="0" w:sz="0" w:val="nil"/>
-                <w:between w:space="0" w:sz="0" w:val="nil"/>
-              </w:pBdr>
-              <w:shd w:fill="auto" w:val="clear"/>
-              <w:spacing w:after="0" w:before="0" w:line="240" w:lineRule="auto"/>
-              <w:ind w:left="132.0001220703125" w:right="0" w:firstLine="0"/>
-              <w:jc w:val="left"/>
-              <w:rPr>
-                <w:rFonts w:ascii="Times New Roman" w:cs="Times New Roman" w:eastAsia="Times New Roman" w:hAnsi="Times New Roman"/>
-                <w:i w:val="0"/>
-                <w:iCs w:val="0"/>
-                <w:smallCaps w:val="0"/>
-                <w:strike w:val="0"/>
-                <w:color w:val="000000"/>
-                <w:sz w:val="16"/>
-                <w:szCs w:val="16"/>
-                <w:u w:val="none"/>
-                <w:shd w:fill="auto" w:val="clear"/>
-                <w:vertAlign w:val="baseline"/>
-              </w:rPr>
-            </w:pPr>
-            <w:r>
-              <w:rPr>
-                <w:rFonts w:ascii="Times New Roman" w:cs="Times New Roman" w:eastAsia="Times New Roman" w:hAnsi="Times New Roman"/>
-                <w:i w:val="0"/>
-                <w:iCs w:val="0"/>
-                <w:smallCaps w:val="0"/>
-                <w:strike w:val="0"/>
-                <w:color w:val="000000"/>
-                <w:sz w:val="16"/>
-                <w:szCs w:val="16"/>
-                <w:u w:val="none"/>
-                <w:shd w:fill="auto" w:val="clear"/>
-                <w:vertAlign w:val="baseline"/>
-                <w:rtl w:val="0"/>
-              </w:rPr>
-              <w:t>production-tests.txt</w:t>
             </w:r>
           </w:p>
         </w:tc>
@@ -676,6 +555,7 @@
         </w:trPr>
         <w:tc>
           <w:tcPr>
+            <w:tcW w:type="dxa" w:w="1348"/>
             <w:shd w:fill="auto" w:val="clear"/>
             <w:tcMar>
               <w:top w:w="100.0" w:type="dxa"/>
@@ -737,6 +617,7 @@
         </w:tc>
         <w:tc>
           <w:tcPr>
+            <w:tcW w:type="dxa" w:w="6947"/>
             <w:shd w:fill="auto" w:val="clear"/>
             <w:tcMar>
               <w:top w:w="100.0" w:type="dxa"/>
@@ -798,6 +679,7 @@
         </w:tc>
         <w:tc>
           <w:tcPr>
+            <w:tcW w:type="dxa" w:w="2074"/>
             <w:shd w:fill="auto" w:val="clear"/>
             <w:tcMar>
               <w:top w:w="100.0" w:type="dxa"/>
@@ -854,67 +736,6 @@
                 <w:rtl w:val="0"/>
               </w:rPr>
               <w:t xml:space="preserve">PASS </w:t>
-            </w:r>
-          </w:p>
-        </w:tc>
-        <w:tc>
-          <w:tcPr>
-            <w:shd w:fill="auto" w:val="clear"/>
-            <w:tcMar>
-              <w:top w:w="100.0" w:type="dxa"/>
-              <w:left w:w="100.0" w:type="dxa"/>
-              <w:bottom w:w="100.0" w:type="dxa"/>
-              <w:right w:w="100.0" w:type="dxa"/>
-            </w:tcMar>
-            <w:vAlign w:val="top"/>
-          </w:tcPr>
-          <w:p>
-            <w:pPr>
-              <w:keepNext w:val="0"/>
-              <w:keepLines w:val="0"/>
-              <w:pageBreakBefore w:val="0"/>
-              <w:widowControl w:val="0"/>
-              <w:pBdr>
-                <w:top w:space="0" w:sz="0" w:val="nil"/>
-                <w:left w:space="0" w:sz="0" w:val="nil"/>
-                <w:bottom w:space="0" w:sz="0" w:val="nil"/>
-                <w:right w:space="0" w:sz="0" w:val="nil"/>
-                <w:between w:space="0" w:sz="0" w:val="nil"/>
-              </w:pBdr>
-              <w:shd w:fill="auto" w:val="clear"/>
-              <w:spacing w:after="0" w:before="0" w:line="240" w:lineRule="auto"/>
-              <w:ind w:left="132.0001220703125" w:right="0" w:firstLine="0"/>
-              <w:jc w:val="left"/>
-              <w:rPr>
-                <w:rFonts w:ascii="Times New Roman" w:cs="Times New Roman" w:eastAsia="Times New Roman" w:hAnsi="Times New Roman"/>
-                <w:i w:val="0"/>
-                <w:iCs w:val="0"/>
-                <w:smallCaps w:val="0"/>
-                <w:strike w:val="0"/>
-                <w:color w:val="000000"/>
-                <w:sz w:val="16"/>
-                <w:szCs w:val="16"/>
-                <w:u w:val="none"/>
-                <w:shd w:fill="auto" w:val="clear"/>
-                <w:vertAlign w:val="baseline"/>
-              </w:rPr>
-            </w:pPr>
-            <w:r>
-              <w:rPr>
-                <w:rFonts w:ascii="Times New Roman" w:cs="Times New Roman" w:eastAsia="Times New Roman" w:hAnsi="Times New Roman"/>
-                <w:i w:val="0"/>
-                <w:iCs w:val="0"/>
-                <w:smallCaps w:val="0"/>
-                <w:strike w:val="0"/>
-                <w:color w:val="000000"/>
-                <w:sz w:val="16"/>
-                <w:szCs w:val="16"/>
-                <w:u w:val="none"/>
-                <w:shd w:fill="auto" w:val="clear"/>
-                <w:vertAlign w:val="baseline"/>
-                <w:rtl w:val="0"/>
-              </w:rPr>
-              <w:t>production-tests.txt</w:t>
             </w:r>
           </w:p>
         </w:tc>
@@ -927,6 +748,7 @@
         </w:trPr>
         <w:tc>
           <w:tcPr>
+            <w:tcW w:type="dxa" w:w="1348"/>
             <w:shd w:fill="auto" w:val="clear"/>
             <w:tcMar>
               <w:top w:w="100.0" w:type="dxa"/>
@@ -988,6 +810,7 @@
         </w:tc>
         <w:tc>
           <w:tcPr>
+            <w:tcW w:type="dxa" w:w="6947"/>
             <w:shd w:fill="auto" w:val="clear"/>
             <w:tcMar>
               <w:top w:w="100.0" w:type="dxa"/>
@@ -1049,6 +872,7 @@
         </w:tc>
         <w:tc>
           <w:tcPr>
+            <w:tcW w:type="dxa" w:w="2074"/>
             <w:shd w:fill="auto" w:val="clear"/>
             <w:tcMar>
               <w:top w:w="100.0" w:type="dxa"/>
@@ -1105,67 +929,6 @@
                 <w:rtl w:val="0"/>
               </w:rPr>
               <w:t xml:space="preserve">PASS </w:t>
-            </w:r>
-          </w:p>
-        </w:tc>
-        <w:tc>
-          <w:tcPr>
-            <w:shd w:fill="auto" w:val="clear"/>
-            <w:tcMar>
-              <w:top w:w="100.0" w:type="dxa"/>
-              <w:left w:w="100.0" w:type="dxa"/>
-              <w:bottom w:w="100.0" w:type="dxa"/>
-              <w:right w:w="100.0" w:type="dxa"/>
-            </w:tcMar>
-            <w:vAlign w:val="top"/>
-          </w:tcPr>
-          <w:p>
-            <w:pPr>
-              <w:keepNext w:val="0"/>
-              <w:keepLines w:val="0"/>
-              <w:pageBreakBefore w:val="0"/>
-              <w:widowControl w:val="0"/>
-              <w:pBdr>
-                <w:top w:space="0" w:sz="0" w:val="nil"/>
-                <w:left w:space="0" w:sz="0" w:val="nil"/>
-                <w:bottom w:space="0" w:sz="0" w:val="nil"/>
-                <w:right w:space="0" w:sz="0" w:val="nil"/>
-                <w:between w:space="0" w:sz="0" w:val="nil"/>
-              </w:pBdr>
-              <w:shd w:fill="auto" w:val="clear"/>
-              <w:spacing w:after="0" w:before="0" w:line="240" w:lineRule="auto"/>
-              <w:ind w:left="132.0001220703125" w:right="0" w:firstLine="0"/>
-              <w:jc w:val="left"/>
-              <w:rPr>
-                <w:rFonts w:ascii="Times New Roman" w:cs="Times New Roman" w:eastAsia="Times New Roman" w:hAnsi="Times New Roman"/>
-                <w:i w:val="0"/>
-                <w:iCs w:val="0"/>
-                <w:smallCaps w:val="0"/>
-                <w:strike w:val="0"/>
-                <w:color w:val="000000"/>
-                <w:sz w:val="16"/>
-                <w:szCs w:val="16"/>
-                <w:u w:val="none"/>
-                <w:shd w:fill="auto" w:val="clear"/>
-                <w:vertAlign w:val="baseline"/>
-              </w:rPr>
-            </w:pPr>
-            <w:r>
-              <w:rPr>
-                <w:rFonts w:ascii="Times New Roman" w:cs="Times New Roman" w:eastAsia="Times New Roman" w:hAnsi="Times New Roman"/>
-                <w:i w:val="0"/>
-                <w:iCs w:val="0"/>
-                <w:smallCaps w:val="0"/>
-                <w:strike w:val="0"/>
-                <w:color w:val="000000"/>
-                <w:sz w:val="16"/>
-                <w:szCs w:val="16"/>
-                <w:u w:val="none"/>
-                <w:shd w:fill="auto" w:val="clear"/>
-                <w:vertAlign w:val="baseline"/>
-                <w:rtl w:val="0"/>
-              </w:rPr>
-              <w:t>production-tests.txt</w:t>
             </w:r>
           </w:p>
         </w:tc>
@@ -1178,6 +941,7 @@
         </w:trPr>
         <w:tc>
           <w:tcPr>
+            <w:tcW w:type="dxa" w:w="1348"/>
             <w:shd w:fill="auto" w:val="clear"/>
             <w:tcMar>
               <w:top w:w="100.0" w:type="dxa"/>
@@ -1239,6 +1003,7 @@
         </w:tc>
         <w:tc>
           <w:tcPr>
+            <w:tcW w:type="dxa" w:w="6947"/>
             <w:shd w:fill="auto" w:val="clear"/>
             <w:tcMar>
               <w:top w:w="100.0" w:type="dxa"/>
@@ -1300,6 +1065,7 @@
         </w:tc>
         <w:tc>
           <w:tcPr>
+            <w:tcW w:type="dxa" w:w="2074"/>
             <w:shd w:fill="auto" w:val="clear"/>
             <w:tcMar>
               <w:top w:w="100.0" w:type="dxa"/>
@@ -1356,67 +1122,6 @@
                 <w:rtl w:val="0"/>
               </w:rPr>
               <w:t xml:space="preserve">PASS </w:t>
-            </w:r>
-          </w:p>
-        </w:tc>
-        <w:tc>
-          <w:tcPr>
-            <w:shd w:fill="auto" w:val="clear"/>
-            <w:tcMar>
-              <w:top w:w="100.0" w:type="dxa"/>
-              <w:left w:w="100.0" w:type="dxa"/>
-              <w:bottom w:w="100.0" w:type="dxa"/>
-              <w:right w:w="100.0" w:type="dxa"/>
-            </w:tcMar>
-            <w:vAlign w:val="top"/>
-          </w:tcPr>
-          <w:p>
-            <w:pPr>
-              <w:keepNext w:val="0"/>
-              <w:keepLines w:val="0"/>
-              <w:pageBreakBefore w:val="0"/>
-              <w:widowControl w:val="0"/>
-              <w:pBdr>
-                <w:top w:space="0" w:sz="0" w:val="nil"/>
-                <w:left w:space="0" w:sz="0" w:val="nil"/>
-                <w:bottom w:space="0" w:sz="0" w:val="nil"/>
-                <w:right w:space="0" w:sz="0" w:val="nil"/>
-                <w:between w:space="0" w:sz="0" w:val="nil"/>
-              </w:pBdr>
-              <w:shd w:fill="auto" w:val="clear"/>
-              <w:spacing w:after="0" w:before="0" w:line="240" w:lineRule="auto"/>
-              <w:ind w:left="132.0001220703125" w:right="0" w:firstLine="0"/>
-              <w:jc w:val="left"/>
-              <w:rPr>
-                <w:rFonts w:ascii="Times New Roman" w:cs="Times New Roman" w:eastAsia="Times New Roman" w:hAnsi="Times New Roman"/>
-                <w:i w:val="0"/>
-                <w:iCs w:val="0"/>
-                <w:smallCaps w:val="0"/>
-                <w:strike w:val="0"/>
-                <w:color w:val="000000"/>
-                <w:sz w:val="16"/>
-                <w:szCs w:val="16"/>
-                <w:u w:val="none"/>
-                <w:shd w:fill="auto" w:val="clear"/>
-                <w:vertAlign w:val="baseline"/>
-              </w:rPr>
-            </w:pPr>
-            <w:r>
-              <w:rPr>
-                <w:rFonts w:ascii="Times New Roman" w:cs="Times New Roman" w:eastAsia="Times New Roman" w:hAnsi="Times New Roman"/>
-                <w:i w:val="0"/>
-                <w:iCs w:val="0"/>
-                <w:smallCaps w:val="0"/>
-                <w:strike w:val="0"/>
-                <w:color w:val="000000"/>
-                <w:sz w:val="16"/>
-                <w:szCs w:val="16"/>
-                <w:u w:val="none"/>
-                <w:shd w:fill="auto" w:val="clear"/>
-                <w:vertAlign w:val="baseline"/>
-                <w:rtl w:val="0"/>
-              </w:rPr>
-              <w:t>production-tests.txt</w:t>
             </w:r>
           </w:p>
         </w:tc>
@@ -1429,6 +1134,7 @@
         </w:trPr>
         <w:tc>
           <w:tcPr>
+            <w:tcW w:type="dxa" w:w="1348"/>
             <w:shd w:fill="auto" w:val="clear"/>
             <w:tcMar>
               <w:top w:w="100.0" w:type="dxa"/>
@@ -1490,6 +1196,7 @@
         </w:tc>
         <w:tc>
           <w:tcPr>
+            <w:tcW w:type="dxa" w:w="6947"/>
             <w:shd w:fill="auto" w:val="clear"/>
             <w:tcMar>
               <w:top w:w="100.0" w:type="dxa"/>
@@ -1551,6 +1258,7 @@
         </w:tc>
         <w:tc>
           <w:tcPr>
+            <w:tcW w:type="dxa" w:w="2074"/>
             <w:shd w:fill="auto" w:val="clear"/>
             <w:tcMar>
               <w:top w:w="100.0" w:type="dxa"/>
@@ -1607,67 +1315,6 @@
                 <w:rtl w:val="0"/>
               </w:rPr>
               <w:t xml:space="preserve">PASS </w:t>
-            </w:r>
-          </w:p>
-        </w:tc>
-        <w:tc>
-          <w:tcPr>
-            <w:shd w:fill="auto" w:val="clear"/>
-            <w:tcMar>
-              <w:top w:w="100.0" w:type="dxa"/>
-              <w:left w:w="100.0" w:type="dxa"/>
-              <w:bottom w:w="100.0" w:type="dxa"/>
-              <w:right w:w="100.0" w:type="dxa"/>
-            </w:tcMar>
-            <w:vAlign w:val="top"/>
-          </w:tcPr>
-          <w:p>
-            <w:pPr>
-              <w:keepNext w:val="0"/>
-              <w:keepLines w:val="0"/>
-              <w:pageBreakBefore w:val="0"/>
-              <w:widowControl w:val="0"/>
-              <w:pBdr>
-                <w:top w:space="0" w:sz="0" w:val="nil"/>
-                <w:left w:space="0" w:sz="0" w:val="nil"/>
-                <w:bottom w:space="0" w:sz="0" w:val="nil"/>
-                <w:right w:space="0" w:sz="0" w:val="nil"/>
-                <w:between w:space="0" w:sz="0" w:val="nil"/>
-              </w:pBdr>
-              <w:shd w:fill="auto" w:val="clear"/>
-              <w:spacing w:after="0" w:before="0" w:line="240" w:lineRule="auto"/>
-              <w:ind w:left="132.0001220703125" w:right="0" w:firstLine="0"/>
-              <w:jc w:val="left"/>
-              <w:rPr>
-                <w:rFonts w:ascii="Times New Roman" w:cs="Times New Roman" w:eastAsia="Times New Roman" w:hAnsi="Times New Roman"/>
-                <w:i w:val="0"/>
-                <w:iCs w:val="0"/>
-                <w:smallCaps w:val="0"/>
-                <w:strike w:val="0"/>
-                <w:color w:val="000000"/>
-                <w:sz w:val="16"/>
-                <w:szCs w:val="16"/>
-                <w:u w:val="none"/>
-                <w:shd w:fill="auto" w:val="clear"/>
-                <w:vertAlign w:val="baseline"/>
-              </w:rPr>
-            </w:pPr>
-            <w:r>
-              <w:rPr>
-                <w:rFonts w:ascii="Times New Roman" w:cs="Times New Roman" w:eastAsia="Times New Roman" w:hAnsi="Times New Roman"/>
-                <w:i w:val="0"/>
-                <w:iCs w:val="0"/>
-                <w:smallCaps w:val="0"/>
-                <w:strike w:val="0"/>
-                <w:color w:val="000000"/>
-                <w:sz w:val="16"/>
-                <w:szCs w:val="16"/>
-                <w:u w:val="none"/>
-                <w:shd w:fill="auto" w:val="clear"/>
-                <w:vertAlign w:val="baseline"/>
-                <w:rtl w:val="0"/>
-              </w:rPr>
-              <w:t>production-tests.txt</w:t>
             </w:r>
           </w:p>
         </w:tc>
@@ -1680,6 +1327,7 @@
         </w:trPr>
         <w:tc>
           <w:tcPr>
+            <w:tcW w:type="dxa" w:w="1348"/>
             <w:shd w:fill="auto" w:val="clear"/>
             <w:tcMar>
               <w:top w:w="100.0" w:type="dxa"/>
@@ -1741,6 +1389,7 @@
         </w:tc>
         <w:tc>
           <w:tcPr>
+            <w:tcW w:type="dxa" w:w="6947"/>
             <w:shd w:fill="auto" w:val="clear"/>
             <w:tcMar>
               <w:top w:w="100.0" w:type="dxa"/>
@@ -1802,6 +1451,7 @@
         </w:tc>
         <w:tc>
           <w:tcPr>
+            <w:tcW w:type="dxa" w:w="2074"/>
             <w:shd w:fill="auto" w:val="clear"/>
             <w:tcMar>
               <w:top w:w="100.0" w:type="dxa"/>
@@ -1858,67 +1508,6 @@
                 <w:rtl w:val="0"/>
               </w:rPr>
               <w:t xml:space="preserve">PASS </w:t>
-            </w:r>
-          </w:p>
-        </w:tc>
-        <w:tc>
-          <w:tcPr>
-            <w:shd w:fill="auto" w:val="clear"/>
-            <w:tcMar>
-              <w:top w:w="100.0" w:type="dxa"/>
-              <w:left w:w="100.0" w:type="dxa"/>
-              <w:bottom w:w="100.0" w:type="dxa"/>
-              <w:right w:w="100.0" w:type="dxa"/>
-            </w:tcMar>
-            <w:vAlign w:val="top"/>
-          </w:tcPr>
-          <w:p>
-            <w:pPr>
-              <w:keepNext w:val="0"/>
-              <w:keepLines w:val="0"/>
-              <w:pageBreakBefore w:val="0"/>
-              <w:widowControl w:val="0"/>
-              <w:pBdr>
-                <w:top w:space="0" w:sz="0" w:val="nil"/>
-                <w:left w:space="0" w:sz="0" w:val="nil"/>
-                <w:bottom w:space="0" w:sz="0" w:val="nil"/>
-                <w:right w:space="0" w:sz="0" w:val="nil"/>
-                <w:between w:space="0" w:sz="0" w:val="nil"/>
-              </w:pBdr>
-              <w:shd w:fill="auto" w:val="clear"/>
-              <w:spacing w:after="0" w:before="0" w:line="240" w:lineRule="auto"/>
-              <w:ind w:left="132.0001220703125" w:right="0" w:firstLine="0"/>
-              <w:jc w:val="left"/>
-              <w:rPr>
-                <w:rFonts w:ascii="Times New Roman" w:cs="Times New Roman" w:eastAsia="Times New Roman" w:hAnsi="Times New Roman"/>
-                <w:i w:val="0"/>
-                <w:iCs w:val="0"/>
-                <w:smallCaps w:val="0"/>
-                <w:strike w:val="0"/>
-                <w:color w:val="000000"/>
-                <w:sz w:val="16"/>
-                <w:szCs w:val="16"/>
-                <w:u w:val="none"/>
-                <w:shd w:fill="auto" w:val="clear"/>
-                <w:vertAlign w:val="baseline"/>
-              </w:rPr>
-            </w:pPr>
-            <w:r>
-              <w:rPr>
-                <w:rFonts w:ascii="Times New Roman" w:cs="Times New Roman" w:eastAsia="Times New Roman" w:hAnsi="Times New Roman"/>
-                <w:i w:val="0"/>
-                <w:iCs w:val="0"/>
-                <w:smallCaps w:val="0"/>
-                <w:strike w:val="0"/>
-                <w:color w:val="000000"/>
-                <w:sz w:val="16"/>
-                <w:szCs w:val="16"/>
-                <w:u w:val="none"/>
-                <w:shd w:fill="auto" w:val="clear"/>
-                <w:vertAlign w:val="baseline"/>
-                <w:rtl w:val="0"/>
-              </w:rPr>
-              <w:t>production-tests.txt</w:t>
             </w:r>
           </w:p>
         </w:tc>
@@ -1931,6 +1520,7 @@
         </w:trPr>
         <w:tc>
           <w:tcPr>
+            <w:tcW w:type="dxa" w:w="1348"/>
             <w:shd w:fill="auto" w:val="clear"/>
             <w:tcMar>
               <w:top w:w="100.0" w:type="dxa"/>
@@ -1992,6 +1582,7 @@
         </w:tc>
         <w:tc>
           <w:tcPr>
+            <w:tcW w:type="dxa" w:w="6947"/>
             <w:shd w:fill="auto" w:val="clear"/>
             <w:tcMar>
               <w:top w:w="100.0" w:type="dxa"/>
@@ -2053,6 +1644,7 @@
         </w:tc>
         <w:tc>
           <w:tcPr>
+            <w:tcW w:type="dxa" w:w="2074"/>
             <w:shd w:fill="auto" w:val="clear"/>
             <w:tcMar>
               <w:top w:w="100.0" w:type="dxa"/>
@@ -2109,67 +1701,6 @@
                 <w:rtl w:val="0"/>
               </w:rPr>
               <w:t xml:space="preserve">PASS </w:t>
-            </w:r>
-          </w:p>
-        </w:tc>
-        <w:tc>
-          <w:tcPr>
-            <w:shd w:fill="auto" w:val="clear"/>
-            <w:tcMar>
-              <w:top w:w="100.0" w:type="dxa"/>
-              <w:left w:w="100.0" w:type="dxa"/>
-              <w:bottom w:w="100.0" w:type="dxa"/>
-              <w:right w:w="100.0" w:type="dxa"/>
-            </w:tcMar>
-            <w:vAlign w:val="top"/>
-          </w:tcPr>
-          <w:p>
-            <w:pPr>
-              <w:keepNext w:val="0"/>
-              <w:keepLines w:val="0"/>
-              <w:pageBreakBefore w:val="0"/>
-              <w:widowControl w:val="0"/>
-              <w:pBdr>
-                <w:top w:space="0" w:sz="0" w:val="nil"/>
-                <w:left w:space="0" w:sz="0" w:val="nil"/>
-                <w:bottom w:space="0" w:sz="0" w:val="nil"/>
-                <w:right w:space="0" w:sz="0" w:val="nil"/>
-                <w:between w:space="0" w:sz="0" w:val="nil"/>
-              </w:pBdr>
-              <w:shd w:fill="auto" w:val="clear"/>
-              <w:spacing w:after="0" w:before="0" w:line="240" w:lineRule="auto"/>
-              <w:ind w:left="132.0001220703125" w:right="0" w:firstLine="0"/>
-              <w:jc w:val="left"/>
-              <w:rPr>
-                <w:rFonts w:ascii="Times New Roman" w:cs="Times New Roman" w:eastAsia="Times New Roman" w:hAnsi="Times New Roman"/>
-                <w:i w:val="0"/>
-                <w:iCs w:val="0"/>
-                <w:smallCaps w:val="0"/>
-                <w:strike w:val="0"/>
-                <w:color w:val="000000"/>
-                <w:sz w:val="16"/>
-                <w:szCs w:val="16"/>
-                <w:u w:val="none"/>
-                <w:shd w:fill="auto" w:val="clear"/>
-                <w:vertAlign w:val="baseline"/>
-              </w:rPr>
-            </w:pPr>
-            <w:r>
-              <w:rPr>
-                <w:rFonts w:ascii="Times New Roman" w:cs="Times New Roman" w:eastAsia="Times New Roman" w:hAnsi="Times New Roman"/>
-                <w:i w:val="0"/>
-                <w:iCs w:val="0"/>
-                <w:smallCaps w:val="0"/>
-                <w:strike w:val="0"/>
-                <w:color w:val="000000"/>
-                <w:sz w:val="16"/>
-                <w:szCs w:val="16"/>
-                <w:u w:val="none"/>
-                <w:shd w:fill="auto" w:val="clear"/>
-                <w:vertAlign w:val="baseline"/>
-                <w:rtl w:val="0"/>
-              </w:rPr>
-              <w:t>production-tests.txt</w:t>
             </w:r>
           </w:p>
         </w:tc>
@@ -2182,6 +1713,7 @@
         </w:trPr>
         <w:tc>
           <w:tcPr>
+            <w:tcW w:type="dxa" w:w="1348"/>
             <w:shd w:fill="auto" w:val="clear"/>
             <w:tcMar>
               <w:top w:w="100.0" w:type="dxa"/>
@@ -2243,6 +1775,7 @@
         </w:tc>
         <w:tc>
           <w:tcPr>
+            <w:tcW w:type="dxa" w:w="6947"/>
             <w:shd w:fill="auto" w:val="clear"/>
             <w:tcMar>
               <w:top w:w="100.0" w:type="dxa"/>
@@ -2304,6 +1837,7 @@
         </w:tc>
         <w:tc>
           <w:tcPr>
+            <w:tcW w:type="dxa" w:w="2074"/>
             <w:shd w:fill="auto" w:val="clear"/>
             <w:tcMar>
               <w:top w:w="100.0" w:type="dxa"/>
@@ -2360,67 +1894,6 @@
                 <w:rtl w:val="0"/>
               </w:rPr>
               <w:t xml:space="preserve">PASS </w:t>
-            </w:r>
-          </w:p>
-        </w:tc>
-        <w:tc>
-          <w:tcPr>
-            <w:shd w:fill="auto" w:val="clear"/>
-            <w:tcMar>
-              <w:top w:w="100.0" w:type="dxa"/>
-              <w:left w:w="100.0" w:type="dxa"/>
-              <w:bottom w:w="100.0" w:type="dxa"/>
-              <w:right w:w="100.0" w:type="dxa"/>
-            </w:tcMar>
-            <w:vAlign w:val="top"/>
-          </w:tcPr>
-          <w:p>
-            <w:pPr>
-              <w:keepNext w:val="0"/>
-              <w:keepLines w:val="0"/>
-              <w:pageBreakBefore w:val="0"/>
-              <w:widowControl w:val="0"/>
-              <w:pBdr>
-                <w:top w:space="0" w:sz="0" w:val="nil"/>
-                <w:left w:space="0" w:sz="0" w:val="nil"/>
-                <w:bottom w:space="0" w:sz="0" w:val="nil"/>
-                <w:right w:space="0" w:sz="0" w:val="nil"/>
-                <w:between w:space="0" w:sz="0" w:val="nil"/>
-              </w:pBdr>
-              <w:shd w:fill="auto" w:val="clear"/>
-              <w:spacing w:after="0" w:before="0" w:line="240" w:lineRule="auto"/>
-              <w:ind w:left="132.0001220703125" w:right="0" w:firstLine="0"/>
-              <w:jc w:val="left"/>
-              <w:rPr>
-                <w:rFonts w:ascii="Times New Roman" w:cs="Times New Roman" w:eastAsia="Times New Roman" w:hAnsi="Times New Roman"/>
-                <w:i w:val="0"/>
-                <w:iCs w:val="0"/>
-                <w:smallCaps w:val="0"/>
-                <w:strike w:val="0"/>
-                <w:color w:val="000000"/>
-                <w:sz w:val="16"/>
-                <w:szCs w:val="16"/>
-                <w:u w:val="none"/>
-                <w:shd w:fill="auto" w:val="clear"/>
-                <w:vertAlign w:val="baseline"/>
-              </w:rPr>
-            </w:pPr>
-            <w:r>
-              <w:rPr>
-                <w:rFonts w:ascii="Times New Roman" w:cs="Times New Roman" w:eastAsia="Times New Roman" w:hAnsi="Times New Roman"/>
-                <w:i w:val="0"/>
-                <w:iCs w:val="0"/>
-                <w:smallCaps w:val="0"/>
-                <w:strike w:val="0"/>
-                <w:color w:val="000000"/>
-                <w:sz w:val="16"/>
-                <w:szCs w:val="16"/>
-                <w:u w:val="none"/>
-                <w:shd w:fill="auto" w:val="clear"/>
-                <w:vertAlign w:val="baseline"/>
-                <w:rtl w:val="0"/>
-              </w:rPr>
-              <w:t>production-tests.txt</w:t>
             </w:r>
           </w:p>
         </w:tc>
@@ -2433,6 +1906,7 @@
         </w:trPr>
         <w:tc>
           <w:tcPr>
+            <w:tcW w:type="dxa" w:w="1348"/>
             <w:shd w:fill="auto" w:val="clear"/>
             <w:tcMar>
               <w:top w:w="100.0" w:type="dxa"/>
@@ -2494,6 +1968,7 @@
         </w:tc>
         <w:tc>
           <w:tcPr>
+            <w:tcW w:type="dxa" w:w="6947"/>
             <w:shd w:fill="auto" w:val="clear"/>
             <w:tcMar>
               <w:top w:w="100.0" w:type="dxa"/>
@@ -2555,6 +2030,7 @@
         </w:tc>
         <w:tc>
           <w:tcPr>
+            <w:tcW w:type="dxa" w:w="2074"/>
             <w:shd w:fill="auto" w:val="clear"/>
             <w:tcMar>
               <w:top w:w="100.0" w:type="dxa"/>
@@ -2611,67 +2087,6 @@
                 <w:rtl w:val="0"/>
               </w:rPr>
               <w:t xml:space="preserve">PASS </w:t>
-            </w:r>
-          </w:p>
-        </w:tc>
-        <w:tc>
-          <w:tcPr>
-            <w:shd w:fill="auto" w:val="clear"/>
-            <w:tcMar>
-              <w:top w:w="100.0" w:type="dxa"/>
-              <w:left w:w="100.0" w:type="dxa"/>
-              <w:bottom w:w="100.0" w:type="dxa"/>
-              <w:right w:w="100.0" w:type="dxa"/>
-            </w:tcMar>
-            <w:vAlign w:val="top"/>
-          </w:tcPr>
-          <w:p>
-            <w:pPr>
-              <w:keepNext w:val="0"/>
-              <w:keepLines w:val="0"/>
-              <w:pageBreakBefore w:val="0"/>
-              <w:widowControl w:val="0"/>
-              <w:pBdr>
-                <w:top w:space="0" w:sz="0" w:val="nil"/>
-                <w:left w:space="0" w:sz="0" w:val="nil"/>
-                <w:bottom w:space="0" w:sz="0" w:val="nil"/>
-                <w:right w:space="0" w:sz="0" w:val="nil"/>
-                <w:between w:space="0" w:sz="0" w:val="nil"/>
-              </w:pBdr>
-              <w:shd w:fill="auto" w:val="clear"/>
-              <w:spacing w:after="0" w:before="0" w:line="240" w:lineRule="auto"/>
-              <w:ind w:left="132.0001220703125" w:right="0" w:firstLine="0"/>
-              <w:jc w:val="left"/>
-              <w:rPr>
-                <w:rFonts w:ascii="Times New Roman" w:cs="Times New Roman" w:eastAsia="Times New Roman" w:hAnsi="Times New Roman"/>
-                <w:i w:val="0"/>
-                <w:iCs w:val="0"/>
-                <w:smallCaps w:val="0"/>
-                <w:strike w:val="0"/>
-                <w:color w:val="000000"/>
-                <w:sz w:val="16"/>
-                <w:szCs w:val="16"/>
-                <w:u w:val="none"/>
-                <w:shd w:fill="auto" w:val="clear"/>
-                <w:vertAlign w:val="baseline"/>
-              </w:rPr>
-            </w:pPr>
-            <w:r>
-              <w:rPr>
-                <w:rFonts w:ascii="Times New Roman" w:cs="Times New Roman" w:eastAsia="Times New Roman" w:hAnsi="Times New Roman"/>
-                <w:i w:val="0"/>
-                <w:iCs w:val="0"/>
-                <w:smallCaps w:val="0"/>
-                <w:strike w:val="0"/>
-                <w:color w:val="000000"/>
-                <w:sz w:val="16"/>
-                <w:szCs w:val="16"/>
-                <w:u w:val="none"/>
-                <w:shd w:fill="auto" w:val="clear"/>
-                <w:vertAlign w:val="baseline"/>
-                <w:rtl w:val="0"/>
-              </w:rPr>
-              <w:t>production-tests.txt</w:t>
             </w:r>
           </w:p>
         </w:tc>
@@ -2684,6 +2099,7 @@
         </w:trPr>
         <w:tc>
           <w:tcPr>
+            <w:tcW w:type="dxa" w:w="1348"/>
             <w:shd w:fill="auto" w:val="clear"/>
             <w:tcMar>
               <w:top w:w="100.0" w:type="dxa"/>
@@ -2745,6 +2161,7 @@
         </w:tc>
         <w:tc>
           <w:tcPr>
+            <w:tcW w:type="dxa" w:w="6947"/>
             <w:shd w:fill="auto" w:val="clear"/>
             <w:tcMar>
               <w:top w:w="100.0" w:type="dxa"/>
@@ -2806,6 +2223,7 @@
         </w:tc>
         <w:tc>
           <w:tcPr>
+            <w:tcW w:type="dxa" w:w="2074"/>
             <w:shd w:fill="auto" w:val="clear"/>
             <w:tcMar>
               <w:top w:w="100.0" w:type="dxa"/>
@@ -2862,67 +2280,6 @@
                 <w:rtl w:val="0"/>
               </w:rPr>
               <w:t xml:space="preserve">PASS </w:t>
-            </w:r>
-          </w:p>
-        </w:tc>
-        <w:tc>
-          <w:tcPr>
-            <w:shd w:fill="auto" w:val="clear"/>
-            <w:tcMar>
-              <w:top w:w="100.0" w:type="dxa"/>
-              <w:left w:w="100.0" w:type="dxa"/>
-              <w:bottom w:w="100.0" w:type="dxa"/>
-              <w:right w:w="100.0" w:type="dxa"/>
-            </w:tcMar>
-            <w:vAlign w:val="top"/>
-          </w:tcPr>
-          <w:p>
-            <w:pPr>
-              <w:keepNext w:val="0"/>
-              <w:keepLines w:val="0"/>
-              <w:pageBreakBefore w:val="0"/>
-              <w:widowControl w:val="0"/>
-              <w:pBdr>
-                <w:top w:space="0" w:sz="0" w:val="nil"/>
-                <w:left w:space="0" w:sz="0" w:val="nil"/>
-                <w:bottom w:space="0" w:sz="0" w:val="nil"/>
-                <w:right w:space="0" w:sz="0" w:val="nil"/>
-                <w:between w:space="0" w:sz="0" w:val="nil"/>
-              </w:pBdr>
-              <w:shd w:fill="auto" w:val="clear"/>
-              <w:spacing w:after="0" w:before="0" w:line="240" w:lineRule="auto"/>
-              <w:ind w:left="132.0001220703125" w:right="0" w:firstLine="0"/>
-              <w:jc w:val="left"/>
-              <w:rPr>
-                <w:rFonts w:ascii="Times New Roman" w:cs="Times New Roman" w:eastAsia="Times New Roman" w:hAnsi="Times New Roman"/>
-                <w:i w:val="0"/>
-                <w:iCs w:val="0"/>
-                <w:smallCaps w:val="0"/>
-                <w:strike w:val="0"/>
-                <w:color w:val="000000"/>
-                <w:sz w:val="16"/>
-                <w:szCs w:val="16"/>
-                <w:u w:val="none"/>
-                <w:shd w:fill="auto" w:val="clear"/>
-                <w:vertAlign w:val="baseline"/>
-              </w:rPr>
-            </w:pPr>
-            <w:r>
-              <w:rPr>
-                <w:rFonts w:ascii="Times New Roman" w:cs="Times New Roman" w:eastAsia="Times New Roman" w:hAnsi="Times New Roman"/>
-                <w:i w:val="0"/>
-                <w:iCs w:val="0"/>
-                <w:smallCaps w:val="0"/>
-                <w:strike w:val="0"/>
-                <w:color w:val="000000"/>
-                <w:sz w:val="16"/>
-                <w:szCs w:val="16"/>
-                <w:u w:val="none"/>
-                <w:shd w:fill="auto" w:val="clear"/>
-                <w:vertAlign w:val="baseline"/>
-                <w:rtl w:val="0"/>
-              </w:rPr>
-              <w:t>production-tests.txt</w:t>
             </w:r>
           </w:p>
         </w:tc>
@@ -2935,6 +2292,7 @@
         </w:trPr>
         <w:tc>
           <w:tcPr>
+            <w:tcW w:type="dxa" w:w="1348"/>
             <w:shd w:fill="auto" w:val="clear"/>
             <w:tcMar>
               <w:top w:w="100.0" w:type="dxa"/>
@@ -2996,6 +2354,7 @@
         </w:tc>
         <w:tc>
           <w:tcPr>
+            <w:tcW w:type="dxa" w:w="6947"/>
             <w:shd w:fill="auto" w:val="clear"/>
             <w:tcMar>
               <w:top w:w="100.0" w:type="dxa"/>
@@ -3057,6 +2416,7 @@
         </w:tc>
         <w:tc>
           <w:tcPr>
+            <w:tcW w:type="dxa" w:w="2074"/>
             <w:shd w:fill="auto" w:val="clear"/>
             <w:tcMar>
               <w:top w:w="100.0" w:type="dxa"/>
@@ -3113,67 +2473,6 @@
                 <w:rtl w:val="0"/>
               </w:rPr>
               <w:t xml:space="preserve">PASS </w:t>
-            </w:r>
-          </w:p>
-        </w:tc>
-        <w:tc>
-          <w:tcPr>
-            <w:shd w:fill="auto" w:val="clear"/>
-            <w:tcMar>
-              <w:top w:w="100.0" w:type="dxa"/>
-              <w:left w:w="100.0" w:type="dxa"/>
-              <w:bottom w:w="100.0" w:type="dxa"/>
-              <w:right w:w="100.0" w:type="dxa"/>
-            </w:tcMar>
-            <w:vAlign w:val="top"/>
-          </w:tcPr>
-          <w:p>
-            <w:pPr>
-              <w:keepNext w:val="0"/>
-              <w:keepLines w:val="0"/>
-              <w:pageBreakBefore w:val="0"/>
-              <w:widowControl w:val="0"/>
-              <w:pBdr>
-                <w:top w:space="0" w:sz="0" w:val="nil"/>
-                <w:left w:space="0" w:sz="0" w:val="nil"/>
-                <w:bottom w:space="0" w:sz="0" w:val="nil"/>
-                <w:right w:space="0" w:sz="0" w:val="nil"/>
-                <w:between w:space="0" w:sz="0" w:val="nil"/>
-              </w:pBdr>
-              <w:shd w:fill="auto" w:val="clear"/>
-              <w:spacing w:after="0" w:before="0" w:line="240" w:lineRule="auto"/>
-              <w:ind w:left="132.0001220703125" w:right="0" w:firstLine="0"/>
-              <w:jc w:val="left"/>
-              <w:rPr>
-                <w:rFonts w:ascii="Times New Roman" w:cs="Times New Roman" w:eastAsia="Times New Roman" w:hAnsi="Times New Roman"/>
-                <w:i w:val="0"/>
-                <w:iCs w:val="0"/>
-                <w:smallCaps w:val="0"/>
-                <w:strike w:val="0"/>
-                <w:color w:val="000000"/>
-                <w:sz w:val="16"/>
-                <w:szCs w:val="16"/>
-                <w:u w:val="none"/>
-                <w:shd w:fill="auto" w:val="clear"/>
-                <w:vertAlign w:val="baseline"/>
-              </w:rPr>
-            </w:pPr>
-            <w:r>
-              <w:rPr>
-                <w:rFonts w:ascii="Times New Roman" w:cs="Times New Roman" w:eastAsia="Times New Roman" w:hAnsi="Times New Roman"/>
-                <w:i w:val="0"/>
-                <w:iCs w:val="0"/>
-                <w:smallCaps w:val="0"/>
-                <w:strike w:val="0"/>
-                <w:color w:val="000000"/>
-                <w:sz w:val="16"/>
-                <w:szCs w:val="16"/>
-                <w:u w:val="none"/>
-                <w:shd w:fill="auto" w:val="clear"/>
-                <w:vertAlign w:val="baseline"/>
-                <w:rtl w:val="0"/>
-              </w:rPr>
-              <w:t>production-tests.txt</w:t>
             </w:r>
           </w:p>
         </w:tc>
@@ -3186,6 +2485,7 @@
         </w:trPr>
         <w:tc>
           <w:tcPr>
+            <w:tcW w:type="dxa" w:w="1348"/>
             <w:shd w:fill="auto" w:val="clear"/>
             <w:tcMar>
               <w:top w:w="100.0" w:type="dxa"/>
@@ -3247,6 +2547,7 @@
         </w:tc>
         <w:tc>
           <w:tcPr>
+            <w:tcW w:type="dxa" w:w="6947"/>
             <w:shd w:fill="auto" w:val="clear"/>
             <w:tcMar>
               <w:top w:w="100.0" w:type="dxa"/>
@@ -3308,6 +2609,7 @@
         </w:tc>
         <w:tc>
           <w:tcPr>
+            <w:tcW w:type="dxa" w:w="2074"/>
             <w:shd w:fill="auto" w:val="clear"/>
             <w:tcMar>
               <w:top w:w="100.0" w:type="dxa"/>
@@ -3364,67 +2666,6 @@
                 <w:rtl w:val="0"/>
               </w:rPr>
               <w:t xml:space="preserve">PASS </w:t>
-            </w:r>
-          </w:p>
-        </w:tc>
-        <w:tc>
-          <w:tcPr>
-            <w:shd w:fill="auto" w:val="clear"/>
-            <w:tcMar>
-              <w:top w:w="100.0" w:type="dxa"/>
-              <w:left w:w="100.0" w:type="dxa"/>
-              <w:bottom w:w="100.0" w:type="dxa"/>
-              <w:right w:w="100.0" w:type="dxa"/>
-            </w:tcMar>
-            <w:vAlign w:val="top"/>
-          </w:tcPr>
-          <w:p>
-            <w:pPr>
-              <w:keepNext w:val="0"/>
-              <w:keepLines w:val="0"/>
-              <w:pageBreakBefore w:val="0"/>
-              <w:widowControl w:val="0"/>
-              <w:pBdr>
-                <w:top w:space="0" w:sz="0" w:val="nil"/>
-                <w:left w:space="0" w:sz="0" w:val="nil"/>
-                <w:bottom w:space="0" w:sz="0" w:val="nil"/>
-                <w:right w:space="0" w:sz="0" w:val="nil"/>
-                <w:between w:space="0" w:sz="0" w:val="nil"/>
-              </w:pBdr>
-              <w:shd w:fill="auto" w:val="clear"/>
-              <w:spacing w:after="0" w:before="0" w:line="240" w:lineRule="auto"/>
-              <w:ind w:left="132.0001220703125" w:right="0" w:firstLine="0"/>
-              <w:jc w:val="left"/>
-              <w:rPr>
-                <w:rFonts w:ascii="Times New Roman" w:cs="Times New Roman" w:eastAsia="Times New Roman" w:hAnsi="Times New Roman"/>
-                <w:i w:val="0"/>
-                <w:iCs w:val="0"/>
-                <w:smallCaps w:val="0"/>
-                <w:strike w:val="0"/>
-                <w:color w:val="000000"/>
-                <w:sz w:val="16"/>
-                <w:szCs w:val="16"/>
-                <w:u w:val="none"/>
-                <w:shd w:fill="auto" w:val="clear"/>
-                <w:vertAlign w:val="baseline"/>
-              </w:rPr>
-            </w:pPr>
-            <w:r>
-              <w:rPr>
-                <w:rFonts w:ascii="Times New Roman" w:cs="Times New Roman" w:eastAsia="Times New Roman" w:hAnsi="Times New Roman"/>
-                <w:i w:val="0"/>
-                <w:iCs w:val="0"/>
-                <w:smallCaps w:val="0"/>
-                <w:strike w:val="0"/>
-                <w:color w:val="000000"/>
-                <w:sz w:val="16"/>
-                <w:szCs w:val="16"/>
-                <w:u w:val="none"/>
-                <w:shd w:fill="auto" w:val="clear"/>
-                <w:vertAlign w:val="baseline"/>
-                <w:rtl w:val="0"/>
-              </w:rPr>
-              <w:t>production-tests.txt</w:t>
             </w:r>
           </w:p>
         </w:tc>
@@ -3437,6 +2678,7 @@
         </w:trPr>
         <w:tc>
           <w:tcPr>
+            <w:tcW w:type="dxa" w:w="1348"/>
             <w:shd w:fill="auto" w:val="clear"/>
             <w:tcMar>
               <w:top w:w="100.0" w:type="dxa"/>
@@ -3498,6 +2740,7 @@
         </w:tc>
         <w:tc>
           <w:tcPr>
+            <w:tcW w:type="dxa" w:w="6947"/>
             <w:shd w:fill="auto" w:val="clear"/>
             <w:tcMar>
               <w:top w:w="100.0" w:type="dxa"/>
@@ -3559,6 +2802,7 @@
         </w:tc>
         <w:tc>
           <w:tcPr>
+            <w:tcW w:type="dxa" w:w="2074"/>
             <w:shd w:fill="auto" w:val="clear"/>
             <w:tcMar>
               <w:top w:w="100.0" w:type="dxa"/>
@@ -3615,67 +2859,6 @@
                 <w:rtl w:val="0"/>
               </w:rPr>
               <w:t xml:space="preserve">PASS </w:t>
-            </w:r>
-          </w:p>
-        </w:tc>
-        <w:tc>
-          <w:tcPr>
-            <w:shd w:fill="auto" w:val="clear"/>
-            <w:tcMar>
-              <w:top w:w="100.0" w:type="dxa"/>
-              <w:left w:w="100.0" w:type="dxa"/>
-              <w:bottom w:w="100.0" w:type="dxa"/>
-              <w:right w:w="100.0" w:type="dxa"/>
-            </w:tcMar>
-            <w:vAlign w:val="top"/>
-          </w:tcPr>
-          <w:p>
-            <w:pPr>
-              <w:keepNext w:val="0"/>
-              <w:keepLines w:val="0"/>
-              <w:pageBreakBefore w:val="0"/>
-              <w:widowControl w:val="0"/>
-              <w:pBdr>
-                <w:top w:space="0" w:sz="0" w:val="nil"/>
-                <w:left w:space="0" w:sz="0" w:val="nil"/>
-                <w:bottom w:space="0" w:sz="0" w:val="nil"/>
-                <w:right w:space="0" w:sz="0" w:val="nil"/>
-                <w:between w:space="0" w:sz="0" w:val="nil"/>
-              </w:pBdr>
-              <w:shd w:fill="auto" w:val="clear"/>
-              <w:spacing w:after="0" w:before="0" w:line="240" w:lineRule="auto"/>
-              <w:ind w:left="132.0001220703125" w:right="0" w:firstLine="0"/>
-              <w:jc w:val="left"/>
-              <w:rPr>
-                <w:rFonts w:ascii="Times New Roman" w:cs="Times New Roman" w:eastAsia="Times New Roman" w:hAnsi="Times New Roman"/>
-                <w:i w:val="0"/>
-                <w:iCs w:val="0"/>
-                <w:smallCaps w:val="0"/>
-                <w:strike w:val="0"/>
-                <w:color w:val="000000"/>
-                <w:sz w:val="16"/>
-                <w:szCs w:val="16"/>
-                <w:u w:val="none"/>
-                <w:shd w:fill="auto" w:val="clear"/>
-                <w:vertAlign w:val="baseline"/>
-              </w:rPr>
-            </w:pPr>
-            <w:r>
-              <w:rPr>
-                <w:rFonts w:ascii="Times New Roman" w:cs="Times New Roman" w:eastAsia="Times New Roman" w:hAnsi="Times New Roman"/>
-                <w:i w:val="0"/>
-                <w:iCs w:val="0"/>
-                <w:smallCaps w:val="0"/>
-                <w:strike w:val="0"/>
-                <w:color w:val="000000"/>
-                <w:sz w:val="16"/>
-                <w:szCs w:val="16"/>
-                <w:u w:val="none"/>
-                <w:shd w:fill="auto" w:val="clear"/>
-                <w:vertAlign w:val="baseline"/>
-                <w:rtl w:val="0"/>
-              </w:rPr>
-              <w:t>production-tests.txt</w:t>
             </w:r>
           </w:p>
         </w:tc>
@@ -3688,6 +2871,7 @@
         </w:trPr>
         <w:tc>
           <w:tcPr>
+            <w:tcW w:type="dxa" w:w="1348"/>
             <w:shd w:fill="auto" w:val="clear"/>
             <w:tcMar>
               <w:top w:w="100.0" w:type="dxa"/>
@@ -3749,6 +2933,7 @@
         </w:tc>
         <w:tc>
           <w:tcPr>
+            <w:tcW w:type="dxa" w:w="6947"/>
             <w:shd w:fill="auto" w:val="clear"/>
             <w:tcMar>
               <w:top w:w="100.0" w:type="dxa"/>
@@ -3810,6 +2995,7 @@
         </w:tc>
         <w:tc>
           <w:tcPr>
+            <w:tcW w:type="dxa" w:w="2074"/>
             <w:shd w:fill="auto" w:val="clear"/>
             <w:tcMar>
               <w:top w:w="100.0" w:type="dxa"/>
@@ -3866,67 +3052,6 @@
                 <w:rtl w:val="0"/>
               </w:rPr>
               <w:t xml:space="preserve">PASS </w:t>
-            </w:r>
-          </w:p>
-        </w:tc>
-        <w:tc>
-          <w:tcPr>
-            <w:shd w:fill="auto" w:val="clear"/>
-            <w:tcMar>
-              <w:top w:w="100.0" w:type="dxa"/>
-              <w:left w:w="100.0" w:type="dxa"/>
-              <w:bottom w:w="100.0" w:type="dxa"/>
-              <w:right w:w="100.0" w:type="dxa"/>
-            </w:tcMar>
-            <w:vAlign w:val="top"/>
-          </w:tcPr>
-          <w:p>
-            <w:pPr>
-              <w:keepNext w:val="0"/>
-              <w:keepLines w:val="0"/>
-              <w:pageBreakBefore w:val="0"/>
-              <w:widowControl w:val="0"/>
-              <w:pBdr>
-                <w:top w:space="0" w:sz="0" w:val="nil"/>
-                <w:left w:space="0" w:sz="0" w:val="nil"/>
-                <w:bottom w:space="0" w:sz="0" w:val="nil"/>
-                <w:right w:space="0" w:sz="0" w:val="nil"/>
-                <w:between w:space="0" w:sz="0" w:val="nil"/>
-              </w:pBdr>
-              <w:shd w:fill="auto" w:val="clear"/>
-              <w:spacing w:after="0" w:before="0" w:line="240" w:lineRule="auto"/>
-              <w:ind w:left="132.0001220703125" w:right="0" w:firstLine="0"/>
-              <w:jc w:val="left"/>
-              <w:rPr>
-                <w:rFonts w:ascii="Times New Roman" w:cs="Times New Roman" w:eastAsia="Times New Roman" w:hAnsi="Times New Roman"/>
-                <w:i w:val="0"/>
-                <w:iCs w:val="0"/>
-                <w:smallCaps w:val="0"/>
-                <w:strike w:val="0"/>
-                <w:color w:val="000000"/>
-                <w:sz w:val="16"/>
-                <w:szCs w:val="16"/>
-                <w:u w:val="none"/>
-                <w:shd w:fill="auto" w:val="clear"/>
-                <w:vertAlign w:val="baseline"/>
-              </w:rPr>
-            </w:pPr>
-            <w:r>
-              <w:rPr>
-                <w:rFonts w:ascii="Times New Roman" w:cs="Times New Roman" w:eastAsia="Times New Roman" w:hAnsi="Times New Roman"/>
-                <w:i w:val="0"/>
-                <w:iCs w:val="0"/>
-                <w:smallCaps w:val="0"/>
-                <w:strike w:val="0"/>
-                <w:color w:val="000000"/>
-                <w:sz w:val="16"/>
-                <w:szCs w:val="16"/>
-                <w:u w:val="none"/>
-                <w:shd w:fill="auto" w:val="clear"/>
-                <w:vertAlign w:val="baseline"/>
-                <w:rtl w:val="0"/>
-              </w:rPr>
-              <w:t>production-tests.txt</w:t>
             </w:r>
           </w:p>
         </w:tc>
@@ -3939,6 +3064,7 @@
         </w:trPr>
         <w:tc>
           <w:tcPr>
+            <w:tcW w:type="dxa" w:w="1348"/>
             <w:shd w:fill="auto" w:val="clear"/>
             <w:tcMar>
               <w:top w:w="100.0" w:type="dxa"/>
@@ -4000,6 +3126,7 @@
         </w:tc>
         <w:tc>
           <w:tcPr>
+            <w:tcW w:type="dxa" w:w="6947"/>
             <w:shd w:fill="auto" w:val="clear"/>
             <w:tcMar>
               <w:top w:w="100.0" w:type="dxa"/>
@@ -4061,6 +3188,7 @@
         </w:tc>
         <w:tc>
           <w:tcPr>
+            <w:tcW w:type="dxa" w:w="2074"/>
             <w:shd w:fill="auto" w:val="clear"/>
             <w:tcMar>
               <w:top w:w="100.0" w:type="dxa"/>
@@ -4117,67 +3245,6 @@
                 <w:rtl w:val="0"/>
               </w:rPr>
               <w:t xml:space="preserve">PASS </w:t>
-            </w:r>
-          </w:p>
-        </w:tc>
-        <w:tc>
-          <w:tcPr>
-            <w:shd w:fill="auto" w:val="clear"/>
-            <w:tcMar>
-              <w:top w:w="100.0" w:type="dxa"/>
-              <w:left w:w="100.0" w:type="dxa"/>
-              <w:bottom w:w="100.0" w:type="dxa"/>
-              <w:right w:w="100.0" w:type="dxa"/>
-            </w:tcMar>
-            <w:vAlign w:val="top"/>
-          </w:tcPr>
-          <w:p>
-            <w:pPr>
-              <w:keepNext w:val="0"/>
-              <w:keepLines w:val="0"/>
-              <w:pageBreakBefore w:val="0"/>
-              <w:widowControl w:val="0"/>
-              <w:pBdr>
-                <w:top w:space="0" w:sz="0" w:val="nil"/>
-                <w:left w:space="0" w:sz="0" w:val="nil"/>
-                <w:bottom w:space="0" w:sz="0" w:val="nil"/>
-                <w:right w:space="0" w:sz="0" w:val="nil"/>
-                <w:between w:space="0" w:sz="0" w:val="nil"/>
-              </w:pBdr>
-              <w:shd w:fill="auto" w:val="clear"/>
-              <w:spacing w:after="0" w:before="0" w:line="240" w:lineRule="auto"/>
-              <w:ind w:left="132.0001220703125" w:right="0" w:firstLine="0"/>
-              <w:jc w:val="left"/>
-              <w:rPr>
-                <w:rFonts w:ascii="Times New Roman" w:cs="Times New Roman" w:eastAsia="Times New Roman" w:hAnsi="Times New Roman"/>
-                <w:i w:val="0"/>
-                <w:iCs w:val="0"/>
-                <w:smallCaps w:val="0"/>
-                <w:strike w:val="0"/>
-                <w:color w:val="000000"/>
-                <w:sz w:val="16"/>
-                <w:szCs w:val="16"/>
-                <w:u w:val="none"/>
-                <w:shd w:fill="auto" w:val="clear"/>
-                <w:vertAlign w:val="baseline"/>
-              </w:rPr>
-            </w:pPr>
-            <w:r>
-              <w:rPr>
-                <w:rFonts w:ascii="Times New Roman" w:cs="Times New Roman" w:eastAsia="Times New Roman" w:hAnsi="Times New Roman"/>
-                <w:i w:val="0"/>
-                <w:iCs w:val="0"/>
-                <w:smallCaps w:val="0"/>
-                <w:strike w:val="0"/>
-                <w:color w:val="000000"/>
-                <w:sz w:val="16"/>
-                <w:szCs w:val="16"/>
-                <w:u w:val="none"/>
-                <w:shd w:fill="auto" w:val="clear"/>
-                <w:vertAlign w:val="baseline"/>
-                <w:rtl w:val="0"/>
-              </w:rPr>
-              <w:t>production-tests.txt</w:t>
             </w:r>
           </w:p>
         </w:tc>
@@ -4190,6 +3257,7 @@
         </w:trPr>
         <w:tc>
           <w:tcPr>
+            <w:tcW w:type="dxa" w:w="1348"/>
             <w:shd w:fill="auto" w:val="clear"/>
             <w:tcMar>
               <w:top w:w="100.0" w:type="dxa"/>
@@ -4251,6 +3319,7 @@
         </w:tc>
         <w:tc>
           <w:tcPr>
+            <w:tcW w:type="dxa" w:w="6947"/>
             <w:shd w:fill="auto" w:val="clear"/>
             <w:tcMar>
               <w:top w:w="100.0" w:type="dxa"/>
@@ -4312,6 +3381,7 @@
         </w:tc>
         <w:tc>
           <w:tcPr>
+            <w:tcW w:type="dxa" w:w="2074"/>
             <w:shd w:fill="auto" w:val="clear"/>
             <w:tcMar>
               <w:top w:w="100.0" w:type="dxa"/>
@@ -4371,69 +3441,13 @@
             </w:r>
           </w:p>
         </w:tc>
-        <w:tc>
-          <w:tcPr>
-            <w:shd w:fill="auto" w:val="clear"/>
-            <w:tcMar>
-              <w:top w:w="100.0" w:type="dxa"/>
-              <w:left w:w="100.0" w:type="dxa"/>
-              <w:bottom w:w="100.0" w:type="dxa"/>
-              <w:right w:w="100.0" w:type="dxa"/>
-            </w:tcMar>
-            <w:vAlign w:val="top"/>
-          </w:tcPr>
-          <w:p>
-            <w:pPr>
-              <w:keepNext w:val="0"/>
-              <w:keepLines w:val="0"/>
-              <w:pageBreakBefore w:val="0"/>
-              <w:widowControl w:val="0"/>
-              <w:pBdr>
-                <w:top w:space="0" w:sz="0" w:val="nil"/>
-                <w:left w:space="0" w:sz="0" w:val="nil"/>
-                <w:bottom w:space="0" w:sz="0" w:val="nil"/>
-                <w:right w:space="0" w:sz="0" w:val="nil"/>
-                <w:between w:space="0" w:sz="0" w:val="nil"/>
-              </w:pBdr>
-              <w:shd w:fill="auto" w:val="clear"/>
-              <w:spacing w:after="0" w:before="0" w:line="240" w:lineRule="auto"/>
-              <w:ind w:left="132.0001220703125" w:right="0" w:firstLine="0"/>
-              <w:jc w:val="left"/>
-              <w:rPr>
-                <w:rFonts w:ascii="Times New Roman" w:cs="Times New Roman" w:eastAsia="Times New Roman" w:hAnsi="Times New Roman"/>
-                <w:i w:val="0"/>
-                <w:iCs w:val="0"/>
-                <w:smallCaps w:val="0"/>
-                <w:strike w:val="0"/>
-                <w:color w:val="000000"/>
-                <w:sz w:val="16"/>
-                <w:szCs w:val="16"/>
-                <w:u w:val="none"/>
-                <w:shd w:fill="auto" w:val="clear"/>
-                <w:vertAlign w:val="baseline"/>
-              </w:rPr>
-            </w:pPr>
-            <w:r>
-              <w:rPr>
-                <w:rFonts w:ascii="Times New Roman" w:cs="Times New Roman" w:eastAsia="Times New Roman" w:hAnsi="Times New Roman"/>
-                <w:i w:val="0"/>
-                <w:iCs w:val="0"/>
-                <w:smallCaps w:val="0"/>
-                <w:strike w:val="0"/>
-                <w:color w:val="000000"/>
-                <w:sz w:val="16"/>
-                <w:szCs w:val="16"/>
-                <w:u w:val="none"/>
-                <w:shd w:fill="auto" w:val="clear"/>
-                <w:vertAlign w:val="baseline"/>
-                <w:rtl w:val="0"/>
-              </w:rPr>
-              <w:t>production-tests.txt</w:t>
-            </w:r>
-          </w:p>
-        </w:tc>
       </w:tr>
     </w:tbl>
+    <w:p>
+      <w:r>
+        <w:t>Evidence for tests T01–T16: evidence/production-tests.txt.</w:t>
+      </w:r>
+    </w:p>
     <w:p>
       <w:pPr>
         <w:keepNext w:val="0"/>
